--- a/data/outputs/v2/General_Science/SS1.3_Nutrition_in_Animals/General_Science_Nutrition_in_Animals_FinalExplanation.docx
+++ b/data/outputs/v2/General_Science/SS1.3_Nutrition_in_Animals/General_Science_Nutrition_in_Animals_FinalExplanation.docx
@@ -38,6 +38,177 @@
           <w:szCs w:val="22"/>
         </w:rPr>
         <w:t xml:space="preserve">Student Assessment Document</w:t>
+      </w:r>
+    </w:p>
+    <w:p>
+      <w:pPr>
+        <w:spacing w:after="80" w:before="120"/>
+      </w:pPr>
+      <w:r>
+        <w:rPr>
+          <w:rFonts w:ascii="Arial" w:cs="Arial" w:eastAsia="Arial" w:hAnsi="Arial"/>
+          <w:b/>
+          <w:bCs/>
+          <w:color w:val="1F3864"/>
+          <w:sz w:val="20"/>
+          <w:szCs w:val="20"/>
+        </w:rPr>
+        <w:t xml:space="preserve">ATTRIBUTION AND LICENSING</w:t>
+      </w:r>
+    </w:p>
+    <w:p>
+      <w:pPr>
+        <w:spacing w:after="60" w:before="0"/>
+      </w:pPr>
+      <w:r>
+        <w:rPr>
+          <w:rFonts w:ascii="Arial" w:cs="Arial" w:eastAsia="Arial" w:hAnsi="Arial"/>
+          <w:b/>
+          <w:bCs/>
+          <w:sz w:val="17"/>
+          <w:szCs w:val="17"/>
+        </w:rPr>
+        <w:t xml:space="preserve">Curriculum Alignment: </w:t>
+      </w:r>
+      <w:r>
+        <w:rPr>
+          <w:rFonts w:ascii="Arial" w:cs="Arial" w:eastAsia="Arial" w:hAnsi="Arial"/>
+          <w:sz w:val="17"/>
+          <w:szCs w:val="17"/>
+        </w:rPr>
+        <w:t xml:space="preserve">Structured in pedagogical alignment with the competence-based curriculum format and learning outcomes established by the Kenya Institute of Curriculum Development (KICD). This material is independently developed and is not officially endorsed or published by KICD.</w:t>
+      </w:r>
+    </w:p>
+    <w:p>
+      <w:pPr>
+        <w:spacing w:after="60" w:before="0"/>
+      </w:pPr>
+      <w:r>
+        <w:rPr>
+          <w:rFonts w:ascii="Arial" w:cs="Arial" w:eastAsia="Arial" w:hAnsi="Arial"/>
+          <w:b/>
+          <w:bCs/>
+          <w:sz w:val="17"/>
+          <w:szCs w:val="17"/>
+        </w:rPr>
+        <w:t xml:space="preserve">Content &amp; Pedagogy: </w:t>
+      </w:r>
+      <w:r>
+        <w:rPr>
+          <w:rFonts w:ascii="Arial" w:cs="Arial" w:eastAsia="Arial" w:hAnsi="Arial"/>
+          <w:sz w:val="17"/>
+          <w:szCs w:val="17"/>
+        </w:rPr>
+        <w:t xml:space="preserve">Developed and adapted by the educator team at SeaVuria (registered 501(c)(3) in the United States and registered NGO in Kenya, No. 872-850A-BF11), who designed the pedagogical framework, lesson templates and exemplar lessons on which this material is based.</w:t>
+      </w:r>
+    </w:p>
+    <w:p>
+      <w:pPr>
+        <w:spacing w:after="60" w:before="0"/>
+      </w:pPr>
+      <w:r>
+        <w:rPr>
+          <w:rFonts w:ascii="Arial" w:cs="Arial" w:eastAsia="Arial" w:hAnsi="Arial"/>
+          <w:b/>
+          <w:bCs/>
+          <w:sz w:val="17"/>
+          <w:szCs w:val="17"/>
+        </w:rPr>
+        <w:t xml:space="preserve">Production &amp; Layout: </w:t>
+      </w:r>
+      <w:r>
+        <w:rPr>
+          <w:rFonts w:ascii="Arial" w:cs="Arial" w:eastAsia="Arial" w:hAnsi="Arial"/>
+          <w:sz w:val="17"/>
+          <w:szCs w:val="17"/>
+        </w:rPr>
+        <w:t xml:space="preserve">Educational design and curriculum sequencing by SeaVuria. Technical layout, structural formatting, and digital optimization/implementation executed in partnership with ARES Education (registered 501(c)(3) in the United States and Canada (as Afretech Aid) and registered NGO in Kenya), with lesson drafting and compilation assisted by AI (Claude, Anthropic).</w:t>
+      </w:r>
+    </w:p>
+    <w:p>
+      <w:pPr>
+        <w:pBdr>
+          <w:bottom w:val="single" w:color="1F3864" w:sz="6" w:space="6"/>
+        </w:pBdr>
+        <w:spacing w:after="60" w:before="0"/>
+      </w:pPr>
+      <w:r>
+        <w:rPr>
+          <w:rFonts w:ascii="Arial" w:cs="Arial" w:eastAsia="Arial" w:hAnsi="Arial"/>
+          <w:b/>
+          <w:bCs/>
+          <w:sz w:val="17"/>
+          <w:szCs w:val="17"/>
+        </w:rPr>
+        <w:t xml:space="preserve">Licensing &amp; Copyright: </w:t>
+      </w:r>
+      <w:r>
+        <w:rPr>
+          <w:rFonts w:ascii="Arial" w:cs="Arial" w:eastAsia="Arial" w:hAnsi="Arial"/>
+          <w:sz w:val="17"/>
+          <w:szCs w:val="17"/>
+        </w:rPr>
+        <w:t xml:space="preserve">© 2026 SeaVuria and ARES. This work is licensed under a </w:t>
+      </w:r>
+      <w:hyperlink w:history="1" r:id="rIdm7l_7rbzxdb6qcwmc7shj">
+        <w:r>
+          <w:rPr>
+            <w:rFonts w:ascii="Arial" w:cs="Arial" w:eastAsia="Arial" w:hAnsi="Arial"/>
+            <w:color w:val="1F6B75"/>
+            <w:sz w:val="17"/>
+            <w:szCs w:val="17"/>
+            <w:u w:val="single" w:color="1F6B75"/>
+          </w:rPr>
+          <w:t xml:space="preserve">Creative Commons Attribution-NonCommercial 4.0 International License</w:t>
+        </w:r>
+      </w:hyperlink>
+      <w:r>
+        <w:rPr>
+          <w:rFonts w:ascii="Arial" w:cs="Arial" w:eastAsia="Arial" w:hAnsi="Arial"/>
+          <w:sz w:val="17"/>
+          <w:szCs w:val="17"/>
+        </w:rPr>
+        <w:t xml:space="preserve"> (</w:t>
+      </w:r>
+      <w:hyperlink w:history="1" r:id="rIdnmcexx2otxqpuatfca63v">
+        <w:r>
+          <w:rPr>
+            <w:rFonts w:ascii="Arial" w:cs="Arial" w:eastAsia="Arial" w:hAnsi="Arial"/>
+            <w:color w:val="1F6B75"/>
+            <w:sz w:val="17"/>
+            <w:szCs w:val="17"/>
+            <w:u w:val="single" w:color="1F6B75"/>
+          </w:rPr>
+          <w:t xml:space="preserve">CC BY-NC 4.0</w:t>
+        </w:r>
+      </w:hyperlink>
+      <w:r>
+        <w:rPr>
+          <w:rFonts w:ascii="Arial" w:cs="Arial" w:eastAsia="Arial" w:hAnsi="Arial"/>
+          <w:sz w:val="17"/>
+          <w:szCs w:val="17"/>
+        </w:rPr>
+        <w:t xml:space="preserve">). To view a copy of this license, visit </w:t>
+      </w:r>
+      <w:hyperlink w:history="1" r:id="rIdrb8xbe_-9bexozgliojy4">
+        <w:r>
+          <w:rPr>
+            <w:rFonts w:ascii="Arial" w:cs="Arial" w:eastAsia="Arial" w:hAnsi="Arial"/>
+            <w:color w:val="1F6B75"/>
+            <w:sz w:val="17"/>
+            <w:szCs w:val="17"/>
+            <w:u w:val="single" w:color="1F6B75"/>
+          </w:rPr>
+          <w:t xml:space="preserve">https://creativecommons.org/licenses/by-nc/4.0/</w:t>
+        </w:r>
+      </w:hyperlink>
+      <w:r>
+        <w:rPr>
+          <w:rFonts w:ascii="Arial" w:cs="Arial" w:eastAsia="Arial" w:hAnsi="Arial"/>
+          <w:sz w:val="17"/>
+          <w:szCs w:val="17"/>
+        </w:rPr>
+        <w:t xml:space="preserve">. You are free to copy, redistribute, and adapt this material in any medium or format, provided appropriate credit is given and the material is not used for commercial purposes. KICD learning outcomes and curriculum designations reproduced here for alignment purposes remain the property of KICD and are not covered by this license. Linked external resources (e.g. CK-12, Khan Academy, PhET) are subject to their own licenses.</w:t>
       </w:r>
     </w:p>
     <w:p>

--- a/data/outputs/v2/General_Science/SS1.3_Nutrition_in_Animals/General_Science_Nutrition_in_Animals_FinalExplanation.docx
+++ b/data/outputs/v2/General_Science/SS1.3_Nutrition_in_Animals/General_Science_Nutrition_in_Animals_FinalExplanation.docx
@@ -150,7 +150,7 @@
         </w:rPr>
         <w:t xml:space="preserve">© 2026 SeaVuria and ARES. This work is licensed under a </w:t>
       </w:r>
-      <w:hyperlink w:history="1" r:id="rIdm7l_7rbzxdb6qcwmc7shj">
+      <w:hyperlink w:history="1" r:id="rId-adsjchpj2lhp8omi_uxl">
         <w:r>
           <w:rPr>
             <w:rFonts w:ascii="Arial" w:cs="Arial" w:eastAsia="Arial" w:hAnsi="Arial"/>
@@ -170,7 +170,7 @@
         </w:rPr>
         <w:t xml:space="preserve"> (</w:t>
       </w:r>
-      <w:hyperlink w:history="1" r:id="rIdnmcexx2otxqpuatfca63v">
+      <w:hyperlink w:history="1" r:id="rIdas06e9bce1lelvpyqvovz">
         <w:r>
           <w:rPr>
             <w:rFonts w:ascii="Arial" w:cs="Arial" w:eastAsia="Arial" w:hAnsi="Arial"/>
@@ -190,7 +190,7 @@
         </w:rPr>
         <w:t xml:space="preserve">). To view a copy of this license, visit </w:t>
       </w:r>
-      <w:hyperlink w:history="1" r:id="rIdrb8xbe_-9bexozgliojy4">
+      <w:hyperlink w:history="1" r:id="rIdta0bw8sfhhgwamfxcjxrq">
         <w:r>
           <w:rPr>
             <w:rFonts w:ascii="Arial" w:cs="Arial" w:eastAsia="Arial" w:hAnsi="Arial"/>

--- a/data/outputs/v2/General_Science/SS1.3_Nutrition_in_Animals/General_Science_Nutrition_in_Animals_FinalExplanation.docx
+++ b/data/outputs/v2/General_Science/SS1.3_Nutrition_in_Animals/General_Science_Nutrition_in_Animals_FinalExplanation.docx
@@ -38,177 +38,6 @@
           <w:szCs w:val="22"/>
         </w:rPr>
         <w:t xml:space="preserve">Student Assessment Document</w:t>
-      </w:r>
-    </w:p>
-    <w:p>
-      <w:pPr>
-        <w:spacing w:after="80" w:before="120"/>
-      </w:pPr>
-      <w:r>
-        <w:rPr>
-          <w:rFonts w:ascii="Arial" w:cs="Arial" w:eastAsia="Arial" w:hAnsi="Arial"/>
-          <w:b/>
-          <w:bCs/>
-          <w:color w:val="1F3864"/>
-          <w:sz w:val="20"/>
-          <w:szCs w:val="20"/>
-        </w:rPr>
-        <w:t xml:space="preserve">ATTRIBUTION AND LICENSING</w:t>
-      </w:r>
-    </w:p>
-    <w:p>
-      <w:pPr>
-        <w:spacing w:after="60" w:before="0"/>
-      </w:pPr>
-      <w:r>
-        <w:rPr>
-          <w:rFonts w:ascii="Arial" w:cs="Arial" w:eastAsia="Arial" w:hAnsi="Arial"/>
-          <w:b/>
-          <w:bCs/>
-          <w:sz w:val="17"/>
-          <w:szCs w:val="17"/>
-        </w:rPr>
-        <w:t xml:space="preserve">Curriculum Alignment: </w:t>
-      </w:r>
-      <w:r>
-        <w:rPr>
-          <w:rFonts w:ascii="Arial" w:cs="Arial" w:eastAsia="Arial" w:hAnsi="Arial"/>
-          <w:sz w:val="17"/>
-          <w:szCs w:val="17"/>
-        </w:rPr>
-        <w:t xml:space="preserve">Structured in pedagogical alignment with the competence-based curriculum format and learning outcomes established by the Kenya Institute of Curriculum Development (KICD). This material is independently developed and is not officially endorsed or published by KICD.</w:t>
-      </w:r>
-    </w:p>
-    <w:p>
-      <w:pPr>
-        <w:spacing w:after="60" w:before="0"/>
-      </w:pPr>
-      <w:r>
-        <w:rPr>
-          <w:rFonts w:ascii="Arial" w:cs="Arial" w:eastAsia="Arial" w:hAnsi="Arial"/>
-          <w:b/>
-          <w:bCs/>
-          <w:sz w:val="17"/>
-          <w:szCs w:val="17"/>
-        </w:rPr>
-        <w:t xml:space="preserve">Content &amp; Pedagogy: </w:t>
-      </w:r>
-      <w:r>
-        <w:rPr>
-          <w:rFonts w:ascii="Arial" w:cs="Arial" w:eastAsia="Arial" w:hAnsi="Arial"/>
-          <w:sz w:val="17"/>
-          <w:szCs w:val="17"/>
-        </w:rPr>
-        <w:t xml:space="preserve">Developed and adapted by the educator team at SeaVuria (registered 501(c)(3) in the United States and registered NGO in Kenya, No. 872-850A-BF11), who designed the pedagogical framework, lesson templates and exemplar lessons on which this material is based.</w:t>
-      </w:r>
-    </w:p>
-    <w:p>
-      <w:pPr>
-        <w:spacing w:after="60" w:before="0"/>
-      </w:pPr>
-      <w:r>
-        <w:rPr>
-          <w:rFonts w:ascii="Arial" w:cs="Arial" w:eastAsia="Arial" w:hAnsi="Arial"/>
-          <w:b/>
-          <w:bCs/>
-          <w:sz w:val="17"/>
-          <w:szCs w:val="17"/>
-        </w:rPr>
-        <w:t xml:space="preserve">Production &amp; Layout: </w:t>
-      </w:r>
-      <w:r>
-        <w:rPr>
-          <w:rFonts w:ascii="Arial" w:cs="Arial" w:eastAsia="Arial" w:hAnsi="Arial"/>
-          <w:sz w:val="17"/>
-          <w:szCs w:val="17"/>
-        </w:rPr>
-        <w:t xml:space="preserve">Educational design and curriculum sequencing by SeaVuria. Technical layout, structural formatting, and digital optimization/implementation executed in partnership with ARES Education (registered 501(c)(3) in the United States and Canada (as Afretech Aid) and registered NGO in Kenya), with lesson drafting and compilation assisted by AI (Claude, Anthropic).</w:t>
-      </w:r>
-    </w:p>
-    <w:p>
-      <w:pPr>
-        <w:pBdr>
-          <w:bottom w:val="single" w:color="1F3864" w:sz="6" w:space="6"/>
-        </w:pBdr>
-        <w:spacing w:after="60" w:before="0"/>
-      </w:pPr>
-      <w:r>
-        <w:rPr>
-          <w:rFonts w:ascii="Arial" w:cs="Arial" w:eastAsia="Arial" w:hAnsi="Arial"/>
-          <w:b/>
-          <w:bCs/>
-          <w:sz w:val="17"/>
-          <w:szCs w:val="17"/>
-        </w:rPr>
-        <w:t xml:space="preserve">Licensing &amp; Copyright: </w:t>
-      </w:r>
-      <w:r>
-        <w:rPr>
-          <w:rFonts w:ascii="Arial" w:cs="Arial" w:eastAsia="Arial" w:hAnsi="Arial"/>
-          <w:sz w:val="17"/>
-          <w:szCs w:val="17"/>
-        </w:rPr>
-        <w:t xml:space="preserve">© 2026 SeaVuria and ARES. This work is licensed under a </w:t>
-      </w:r>
-      <w:hyperlink w:history="1" r:id="rId-adsjchpj2lhp8omi_uxl">
-        <w:r>
-          <w:rPr>
-            <w:rFonts w:ascii="Arial" w:cs="Arial" w:eastAsia="Arial" w:hAnsi="Arial"/>
-            <w:color w:val="1F6B75"/>
-            <w:sz w:val="17"/>
-            <w:szCs w:val="17"/>
-            <w:u w:val="single" w:color="1F6B75"/>
-          </w:rPr>
-          <w:t xml:space="preserve">Creative Commons Attribution-NonCommercial 4.0 International License</w:t>
-        </w:r>
-      </w:hyperlink>
-      <w:r>
-        <w:rPr>
-          <w:rFonts w:ascii="Arial" w:cs="Arial" w:eastAsia="Arial" w:hAnsi="Arial"/>
-          <w:sz w:val="17"/>
-          <w:szCs w:val="17"/>
-        </w:rPr>
-        <w:t xml:space="preserve"> (</w:t>
-      </w:r>
-      <w:hyperlink w:history="1" r:id="rIdas06e9bce1lelvpyqvovz">
-        <w:r>
-          <w:rPr>
-            <w:rFonts w:ascii="Arial" w:cs="Arial" w:eastAsia="Arial" w:hAnsi="Arial"/>
-            <w:color w:val="1F6B75"/>
-            <w:sz w:val="17"/>
-            <w:szCs w:val="17"/>
-            <w:u w:val="single" w:color="1F6B75"/>
-          </w:rPr>
-          <w:t xml:space="preserve">CC BY-NC 4.0</w:t>
-        </w:r>
-      </w:hyperlink>
-      <w:r>
-        <w:rPr>
-          <w:rFonts w:ascii="Arial" w:cs="Arial" w:eastAsia="Arial" w:hAnsi="Arial"/>
-          <w:sz w:val="17"/>
-          <w:szCs w:val="17"/>
-        </w:rPr>
-        <w:t xml:space="preserve">). To view a copy of this license, visit </w:t>
-      </w:r>
-      <w:hyperlink w:history="1" r:id="rIdta0bw8sfhhgwamfxcjxrq">
-        <w:r>
-          <w:rPr>
-            <w:rFonts w:ascii="Arial" w:cs="Arial" w:eastAsia="Arial" w:hAnsi="Arial"/>
-            <w:color w:val="1F6B75"/>
-            <w:sz w:val="17"/>
-            <w:szCs w:val="17"/>
-            <w:u w:val="single" w:color="1F6B75"/>
-          </w:rPr>
-          <w:t xml:space="preserve">https://creativecommons.org/licenses/by-nc/4.0/</w:t>
-        </w:r>
-      </w:hyperlink>
-      <w:r>
-        <w:rPr>
-          <w:rFonts w:ascii="Arial" w:cs="Arial" w:eastAsia="Arial" w:hAnsi="Arial"/>
-          <w:sz w:val="17"/>
-          <w:szCs w:val="17"/>
-        </w:rPr>
-        <w:t xml:space="preserve">. You are free to copy, redistribute, and adapt this material in any medium or format, provided appropriate credit is given and the material is not used for commercial purposes. KICD learning outcomes and curriculum designations reproduced here for alignment purposes remain the property of KICD and are not covered by this license. Linked external resources (e.g. CK-12, Khan Academy, PhET) are subject to their own licenses.</w:t>
       </w:r>
     </w:p>
     <w:p>
@@ -2305,6 +2134,185 @@
         </w:tc>
       </w:tr>
     </w:tbl>
+    <w:p>
+      <w:pPr>
+        <w:spacing w:after="120"/>
+      </w:pPr>
+      <w:r>
+        <w:t xml:space="preserve"/>
+      </w:r>
+    </w:p>
+    <w:p>
+      <w:pPr>
+        <w:spacing w:after="80" w:before="120"/>
+      </w:pPr>
+      <w:r>
+        <w:rPr>
+          <w:rFonts w:ascii="Arial" w:cs="Arial" w:eastAsia="Arial" w:hAnsi="Arial"/>
+          <w:b/>
+          <w:bCs/>
+          <w:color w:val="1F3864"/>
+          <w:sz w:val="20"/>
+          <w:szCs w:val="20"/>
+        </w:rPr>
+        <w:t xml:space="preserve">ATTRIBUTION AND LICENSING</w:t>
+      </w:r>
+    </w:p>
+    <w:p>
+      <w:pPr>
+        <w:spacing w:after="60" w:before="0"/>
+      </w:pPr>
+      <w:r>
+        <w:rPr>
+          <w:rFonts w:ascii="Arial" w:cs="Arial" w:eastAsia="Arial" w:hAnsi="Arial"/>
+          <w:b/>
+          <w:bCs/>
+          <w:sz w:val="17"/>
+          <w:szCs w:val="17"/>
+        </w:rPr>
+        <w:t xml:space="preserve">Curriculum Alignment: </w:t>
+      </w:r>
+      <w:r>
+        <w:rPr>
+          <w:rFonts w:ascii="Arial" w:cs="Arial" w:eastAsia="Arial" w:hAnsi="Arial"/>
+          <w:sz w:val="17"/>
+          <w:szCs w:val="17"/>
+        </w:rPr>
+        <w:t xml:space="preserve">Structured in pedagogical alignment with the competence-based curriculum format and learning outcomes established by the Kenya Institute of Curriculum Development (KICD). This material is independently developed and is not officially endorsed or published by KICD.</w:t>
+      </w:r>
+    </w:p>
+    <w:p>
+      <w:pPr>
+        <w:spacing w:after="60" w:before="0"/>
+      </w:pPr>
+      <w:r>
+        <w:rPr>
+          <w:rFonts w:ascii="Arial" w:cs="Arial" w:eastAsia="Arial" w:hAnsi="Arial"/>
+          <w:b/>
+          <w:bCs/>
+          <w:sz w:val="17"/>
+          <w:szCs w:val="17"/>
+        </w:rPr>
+        <w:t xml:space="preserve">Content &amp; Pedagogy: </w:t>
+      </w:r>
+      <w:r>
+        <w:rPr>
+          <w:rFonts w:ascii="Arial" w:cs="Arial" w:eastAsia="Arial" w:hAnsi="Arial"/>
+          <w:sz w:val="17"/>
+          <w:szCs w:val="17"/>
+        </w:rPr>
+        <w:t xml:space="preserve">Developed and adapted by the educator team at SeaVuria (registered 501(c)(3) in the United States and registered NGO in Kenya, No. 872-850A-BF11), who designed the pedagogical framework, lesson templates and exemplar lessons on which this material is based.</w:t>
+      </w:r>
+    </w:p>
+    <w:p>
+      <w:pPr>
+        <w:spacing w:after="60" w:before="0"/>
+      </w:pPr>
+      <w:r>
+        <w:rPr>
+          <w:rFonts w:ascii="Arial" w:cs="Arial" w:eastAsia="Arial" w:hAnsi="Arial"/>
+          <w:b/>
+          <w:bCs/>
+          <w:sz w:val="17"/>
+          <w:szCs w:val="17"/>
+        </w:rPr>
+        <w:t xml:space="preserve">Production &amp; Layout: </w:t>
+      </w:r>
+      <w:r>
+        <w:rPr>
+          <w:rFonts w:ascii="Arial" w:cs="Arial" w:eastAsia="Arial" w:hAnsi="Arial"/>
+          <w:sz w:val="17"/>
+          <w:szCs w:val="17"/>
+        </w:rPr>
+        <w:t xml:space="preserve">Educational design and curriculum sequencing by SeaVuria. Technical layout, structural formatting, and digital optimization/implementation executed in partnership with ARES Education (registered 501(c)(3) in the United States and Canada (as Afretech Aid) and registered NGO in Kenya), with lesson drafting and compilation assisted by AI (Claude, Anthropic).</w:t>
+      </w:r>
+    </w:p>
+    <w:p>
+      <w:pPr>
+        <w:pBdr>
+          <w:bottom w:val="single" w:color="1F3864" w:sz="6" w:space="6"/>
+        </w:pBdr>
+        <w:spacing w:after="60" w:before="0"/>
+      </w:pPr>
+      <w:r>
+        <w:rPr>
+          <w:rFonts w:ascii="Arial" w:cs="Arial" w:eastAsia="Arial" w:hAnsi="Arial"/>
+          <w:b/>
+          <w:bCs/>
+          <w:sz w:val="17"/>
+          <w:szCs w:val="17"/>
+        </w:rPr>
+        <w:t xml:space="preserve">Licensing &amp; Copyright: </w:t>
+      </w:r>
+      <w:r>
+        <w:rPr>
+          <w:rFonts w:ascii="Arial" w:cs="Arial" w:eastAsia="Arial" w:hAnsi="Arial"/>
+          <w:sz w:val="17"/>
+          <w:szCs w:val="17"/>
+        </w:rPr>
+        <w:t xml:space="preserve">© 2026 SeaVuria and ARES. This work is licensed under a </w:t>
+      </w:r>
+      <w:hyperlink w:history="1" r:id="rIdyvast93yse-op6rm8totg">
+        <w:r>
+          <w:rPr>
+            <w:rFonts w:ascii="Arial" w:cs="Arial" w:eastAsia="Arial" w:hAnsi="Arial"/>
+            <w:color w:val="1F6B75"/>
+            <w:sz w:val="17"/>
+            <w:szCs w:val="17"/>
+            <w:u w:val="single" w:color="1F6B75"/>
+          </w:rPr>
+          <w:t xml:space="preserve">Creative Commons Attribution-NonCommercial 4.0 International License</w:t>
+        </w:r>
+      </w:hyperlink>
+      <w:r>
+        <w:rPr>
+          <w:rFonts w:ascii="Arial" w:cs="Arial" w:eastAsia="Arial" w:hAnsi="Arial"/>
+          <w:sz w:val="17"/>
+          <w:szCs w:val="17"/>
+        </w:rPr>
+        <w:t xml:space="preserve"> (</w:t>
+      </w:r>
+      <w:hyperlink w:history="1" r:id="rIdpnsgm5d0mf0aacggubi_x">
+        <w:r>
+          <w:rPr>
+            <w:rFonts w:ascii="Arial" w:cs="Arial" w:eastAsia="Arial" w:hAnsi="Arial"/>
+            <w:color w:val="1F6B75"/>
+            <w:sz w:val="17"/>
+            <w:szCs w:val="17"/>
+            <w:u w:val="single" w:color="1F6B75"/>
+          </w:rPr>
+          <w:t xml:space="preserve">CC BY-NC 4.0</w:t>
+        </w:r>
+      </w:hyperlink>
+      <w:r>
+        <w:rPr>
+          <w:rFonts w:ascii="Arial" w:cs="Arial" w:eastAsia="Arial" w:hAnsi="Arial"/>
+          <w:sz w:val="17"/>
+          <w:szCs w:val="17"/>
+        </w:rPr>
+        <w:t xml:space="preserve">). To view a copy of this license, visit </w:t>
+      </w:r>
+      <w:hyperlink w:history="1" r:id="rIdpwflbewvcaaqxgbtuwmdn">
+        <w:r>
+          <w:rPr>
+            <w:rFonts w:ascii="Arial" w:cs="Arial" w:eastAsia="Arial" w:hAnsi="Arial"/>
+            <w:color w:val="1F6B75"/>
+            <w:sz w:val="17"/>
+            <w:szCs w:val="17"/>
+            <w:u w:val="single" w:color="1F6B75"/>
+          </w:rPr>
+          <w:t xml:space="preserve">https://creativecommons.org/licenses/by-nc/4.0/</w:t>
+        </w:r>
+      </w:hyperlink>
+      <w:r>
+        <w:rPr>
+          <w:rFonts w:ascii="Arial" w:cs="Arial" w:eastAsia="Arial" w:hAnsi="Arial"/>
+          <w:sz w:val="17"/>
+          <w:szCs w:val="17"/>
+        </w:rPr>
+        <w:t xml:space="preserve">. You are free to copy, redistribute, and adapt this material in any medium or format, provided appropriate credit is given and the material is not used for commercial purposes. KICD learning outcomes and curriculum designations reproduced here for alignment purposes remain the property of KICD and are not covered by this license. Linked external resources (e.g. CK-12, Khan Academy, PhET) are subject to their own licenses.</w:t>
+      </w:r>
+    </w:p>
     <w:sectPr>
       <w:pgSz w:w="15840" w:h="12240" w:orient="landscape"/>
       <w:pgMar w:top="1080" w:right="1080" w:bottom="1080" w:left="1080" w:header="708" w:footer="708" w:gutter="0"/>

--- a/data/outputs/v2/General_Science/SS1.3_Nutrition_in_Animals/General_Science_Nutrition_in_Animals_FinalExplanation.docx
+++ b/data/outputs/v2/General_Science/SS1.3_Nutrition_in_Animals/General_Science_Nutrition_in_Animals_FinalExplanation.docx
@@ -95,7 +95,7 @@
                 <w:sz w:val="22"/>
                 <w:szCs w:val="22"/>
               </w:rPr>
-              <w:t xml:space="preserve">FINAL EXPLANATION: NUTRITION IN ANIMALS</w:t>
+              <w:t xml:space="preserve">FINAL EXPLANATION: GENERAL SCIENCE GRADE 10 — SUB-STRAND 1.3 NUTRITION IN ANIMALS</w:t>
             </w:r>
           </w:p>
         </w:tc>
@@ -422,7 +422,7 @@
                 <w:sz w:val="18"/>
                 <w:szCs w:val="18"/>
               </w:rPr>
-              <w:t xml:space="preserve">This Final Explanation is your opportunity to show everything you have learned during the "Ugali and Sukuma Wiki Puzzle" unit. Using your Summary Table, your notes from the Food Tests Practicals (Lessons 4 and 5), your 3D digestive system model from Lesson 7, and the evidence gathered across all eight lessons, write a detailed scientific explanation that fully answers the driving question: How is the human digestive system adapted to break down and absorb the nutrients in a typical Kenyan meal — and what happens when those adaptations fail? Your response must be written in continuous, well-organised prose (not bullet points). You must connect every section back to the ugali, sukuma wiki, and nyama choma meal that launched our investigation. Include specific evidence from the experiments you conducted (e.g., Benedict's test, Biuret test, iodine test, Sudan III test), name specific enzymes and the regions of the alimentary canal where they act, and use correct biological vocabulary throughout. Where relevant, explain what happens when a particular adaptation is damaged or absent — this is the "failure" part of the driving question. Your complete response must be a minimum of 300 words across all sections.</w:t>
+              <w:t xml:space="preserve">This is your Final Explanation for the unit. Use everything you learned from the Ugali and Sukuma Wiki Puzzle: your food journey maps, the Mandazi Moment, the enzyme charts, the food tests, the structure diagrams and your 3D model. Write your answers in the space under each prompt. Use full sentences and scientific words such as enzyme, substrate, mechanical digestion, chemical digestion, villi and sphincter. Always link your ideas to the school lunch of ugali, sukuma wiki and nyama choma. Where a question asks you to use evidence, say which test or observation you are using.</w:t>
             </w:r>
           </w:p>
         </w:tc>
@@ -450,14 +450,12 @@
         <w:tblLayout w:type="fixed"/>
       </w:tblPr>
       <w:tblGrid>
-        <w:gridCol w:w="3000"/>
-        <w:gridCol w:w="10680"/>
+        <w:gridCol w:w="13680"/>
       </w:tblGrid>
       <w:tr>
         <w:tc>
           <w:tcPr>
             <w:tcW w:type="dxa" w:w="13680"/>
-            <w:gridSpan w:val="2"/>
             <w:shd w:fill="1F3864" w:color="auto" w:val="clear"/>
             <w:tcMar>
               <w:top w:type="dxa" w:w="60"/>
@@ -483,15 +481,15 @@
                 <w:sz w:val="22"/>
                 <w:szCs w:val="22"/>
               </w:rPr>
-              <w:t xml:space="preserve">SECTION 1: THE PUZZLE — WHAT MADE THE UGALI AND SUKUMA WIKI MEAL SO MYSTERIOUS?</w:t>
-            </w:r>
-          </w:p>
-        </w:tc>
-      </w:tr>
-      <w:tr>
-        <w:tc>
-          <w:tcPr>
-            <w:tcW w:type="dxa" w:w="3000"/>
+              <w:t xml:space="preserve">Part 1: Two ways of breaking down the meal</w:t>
+            </w:r>
+          </w:p>
+        </w:tc>
+      </w:tr>
+      <w:tr>
+        <w:tc>
+          <w:tcPr>
+            <w:tcW w:type="dxa" w:w="13680"/>
             <w:shd w:fill="D9EEF1" w:color="auto" w:val="clear"/>
             <w:tcMar>
               <w:top w:type="dxa" w:w="60"/>
@@ -517,13 +515,18 @@
                 <w:sz w:val="18"/>
                 <w:szCs w:val="18"/>
               </w:rPr>
-              <w:t xml:space="preserve">Describe the anchoring phenomenon in your own words. What did you observe about the meal of ugali, sukuma wiki, and nyama choma that was puzzling? Identify the three main nutrient types present in the meal and explain why their digestion presented a scientific mystery. What questions did this raise that you could not answer at the start of the unit?</w:t>
-            </w:r>
-          </w:p>
-        </w:tc>
-        <w:tc>
-          <w:tcPr>
-            <w:tcW w:type="dxa" w:w="10680"/>
+              <w:t xml:space="preserve">Think of the Kenyan school lunch of ugali, sukuma wiki and nyama choma. (a) Explain the difference between mechanical digestion and chemical digestion. (b) Give one example of each from the mouth or the stomach. (c) During the Mandazi Moment you chewed a piece of mandazi for 60 seconds. Describe what you noticed about its taste and explain what this tells you about what happens to the ugali in your mouth. (d) Would you expect the nyama choma to change taste in the mouth in the same way? Explain your answer.</w:t>
+            </w:r>
+          </w:p>
+        </w:tc>
+      </w:tr>
+      <w:tr>
+        <w:trPr>
+          <w:trHeight w:val="4200" w:hRule="atLeast"/>
+        </w:trPr>
+        <w:tc>
+          <w:tcPr>
+            <w:tcW w:type="dxa" w:w="13680"/>
             <w:shd w:fill="FFFFFF" w:color="auto" w:val="clear"/>
             <w:tcMar>
               <w:top w:type="dxa" w:w="60"/>
@@ -543,51 +546,13 @@
                 <w:rFonts w:ascii="Arial" w:cs="Arial" w:eastAsia="Arial" w:hAnsi="Arial"/>
                 <w:b w:val="false"/>
                 <w:bCs w:val="false"/>
-                <w:i w:val="false"/>
-                <w:iCs w:val="false"/>
-                <w:color w:val="000000"/>
-                <w:sz w:val="18"/>
-                <w:szCs w:val="18"/>
-              </w:rPr>
-              <w:t xml:space="preserve">At the beginning of this unit, a standard Kenyan school lunch — ugali made from maize flour, sukuma wiki, and a portion of nyama choma — was placed before us. On the surface, the meal looked simple: a white, starchy lump, dark fibrous leaves, and browned grilled meat. Yet within hours, our bodies had apparently extracted energy, amino acids, fatty acids, and minerals from all three components, leaving only solid waste. This raised an immediate puzzle: how does a single body system process three chemically different substances — complex carbohydrates (starch from the ugali), proteins (from the nyama choma), and fibre plus vitamins (from the sukuma wiki) — apparently without confusion, and without visible machinery?</w:t>
-            </w:r>
-          </w:p>
-          <w:p>
-            <w:pPr>
-              <w:spacing w:after="40" w:before="0"/>
-              <w:jc w:val="left"/>
-            </w:pPr>
-            <w:r>
-              <w:rPr>
-                <w:rFonts w:ascii="Arial" w:cs="Arial" w:eastAsia="Arial" w:hAnsi="Arial"/>
-                <w:b w:val="false"/>
-                <w:bCs w:val="false"/>
-                <w:i w:val="false"/>
-                <w:iCs w:val="false"/>
-                <w:color w:val="000000"/>
-                <w:sz w:val="18"/>
-                <w:szCs w:val="18"/>
-              </w:rPr>
-              <w:t xml:space="preserve"/>
-            </w:r>
-          </w:p>
-          <w:p>
-            <w:pPr>
-              <w:spacing w:after="40" w:before="0"/>
-              <w:jc w:val="left"/>
-            </w:pPr>
-            <w:r>
-              <w:rPr>
-                <w:rFonts w:ascii="Arial" w:cs="Arial" w:eastAsia="Arial" w:hAnsi="Arial"/>
-                <w:b w:val="false"/>
-                <w:bCs w:val="false"/>
-                <w:i w:val="false"/>
-                <w:iCs w:val="false"/>
-                <w:color w:val="000000"/>
-                <w:sz w:val="18"/>
-                <w:szCs w:val="18"/>
-              </w:rPr>
-              <w:t xml:space="preserve">Three specific questions puzzled us most. First, how does the body 'know' which chemical to release at each stage of digestion? Second, why do carbohydrates seem to be digested faster than proteins? Third, and most strangely, why does the body not digest its own stomach wall, even though the stomach contains powerful acid and protein-digesting enzymes? These questions showed us that what looks like a simple meal is actually a complex biochemical challenge — one that the human digestive system is exquisitely adapted to meet.</w:t>
+                <w:i/>
+                <w:iCs/>
+                <w:color w:val="808080"/>
+                <w:sz w:val="18"/>
+                <w:szCs w:val="18"/>
+              </w:rPr>
+              <w:t xml:space="preserve">Write your answer here:</w:t>
             </w:r>
           </w:p>
         </w:tc>
@@ -615,14 +580,12 @@
         <w:tblLayout w:type="fixed"/>
       </w:tblPr>
       <w:tblGrid>
-        <w:gridCol w:w="3000"/>
-        <w:gridCol w:w="10680"/>
+        <w:gridCol w:w="13680"/>
       </w:tblGrid>
       <w:tr>
         <w:tc>
           <w:tcPr>
             <w:tcW w:type="dxa" w:w="13680"/>
-            <w:gridSpan w:val="2"/>
             <w:shd w:fill="1F3864" w:color="auto" w:val="clear"/>
             <w:tcMar>
               <w:top w:type="dxa" w:w="60"/>
@@ -648,15 +611,15 @@
                 <w:sz w:val="22"/>
                 <w:szCs w:val="22"/>
               </w:rPr>
-              <w:t xml:space="preserve">SECTION 2: MECHANICAL AND CHEMICAL DIGESTION — HOW THE BODY BREAKS DOWN THE MEAL</w:t>
-            </w:r>
-          </w:p>
-        </w:tc>
-      </w:tr>
-      <w:tr>
-        <w:tc>
-          <w:tcPr>
-            <w:tcW w:type="dxa" w:w="3000"/>
+              <w:t xml:space="preserve">Part 2: How does the body know which chemical to release?</w:t>
+            </w:r>
+          </w:p>
+        </w:tc>
+      </w:tr>
+      <w:tr>
+        <w:tc>
+          <w:tcPr>
+            <w:tcW w:type="dxa" w:w="13680"/>
             <w:shd w:fill="D9EEF1" w:color="auto" w:val="clear"/>
             <w:tcMar>
               <w:top w:type="dxa" w:w="60"/>
@@ -682,13 +645,18 @@
                 <w:sz w:val="18"/>
                 <w:szCs w:val="18"/>
               </w:rPr>
-              <w:t xml:space="preserve">Explain the difference between mechanical and chemical digestion. Describe where each type occurs in the alimentary canal, using the ugali, sukuma wiki, and nyama choma as your examples. Include the roles of saliva, stomach acid (HCl), and at least THREE named enzymes, stating the substrate each enzyme acts on and the product it produces.</w:t>
-            </w:r>
-          </w:p>
-        </w:tc>
-        <w:tc>
-          <w:tcPr>
-            <w:tcW w:type="dxa" w:w="10680"/>
+              <w:t xml:space="preserve">One of the puzzles in Lesson 1 was how the body seems to 'know' which digestive chemical to use at each stage. (a) Explain how the digestive system manages to have the right chemical in the right place. (b) Name the enzyme that acts on each of these in the school lunch and the region where it acts: starch in ugali, protein in nyama choma, and fat in cooking oil. (c) Look at your food test results from Lessons 4 and 5. Name the test and the colour you saw for at least two nutrients, and say what these results tell you about the nutrients in the meal.</w:t>
+            </w:r>
+          </w:p>
+        </w:tc>
+      </w:tr>
+      <w:tr>
+        <w:trPr>
+          <w:trHeight w:val="4200" w:hRule="atLeast"/>
+        </w:trPr>
+        <w:tc>
+          <w:tcPr>
+            <w:tcW w:type="dxa" w:w="13680"/>
             <w:shd w:fill="FFFFFF" w:color="auto" w:val="clear"/>
             <w:tcMar>
               <w:top w:type="dxa" w:w="60"/>
@@ -708,51 +676,13 @@
                 <w:rFonts w:ascii="Arial" w:cs="Arial" w:eastAsia="Arial" w:hAnsi="Arial"/>
                 <w:b w:val="false"/>
                 <w:bCs w:val="false"/>
-                <w:i w:val="false"/>
-                <w:iCs w:val="false"/>
-                <w:color w:val="000000"/>
-                <w:sz w:val="18"/>
-                <w:szCs w:val="18"/>
-              </w:rPr>
-              <w:t xml:space="preserve">Digestion begins the moment you take the first bite of ugali. Your teeth crush and grind the starchy maize meal — this is mechanical digestion: the physical breaking of food into smaller pieces without changing its chemical nature. At the same time, your salivary glands release saliva, which contains the enzyme salivary amylase. This enzyme begins chemical digestion by breaking down the starch in the ugali (the substrate) into maltose, a simpler sugar (the product). This is why ugali tastes slightly sweeter if you chew it for a long time.</w:t>
-            </w:r>
-          </w:p>
-          <w:p>
-            <w:pPr>
-              <w:spacing w:after="40" w:before="0"/>
-              <w:jc w:val="left"/>
-            </w:pPr>
-            <w:r>
-              <w:rPr>
-                <w:rFonts w:ascii="Arial" w:cs="Arial" w:eastAsia="Arial" w:hAnsi="Arial"/>
-                <w:b w:val="false"/>
-                <w:bCs w:val="false"/>
-                <w:i w:val="false"/>
-                <w:iCs w:val="false"/>
-                <w:color w:val="000000"/>
-                <w:sz w:val="18"/>
-                <w:szCs w:val="18"/>
-              </w:rPr>
-              <w:t xml:space="preserve"/>
-            </w:r>
-          </w:p>
-          <w:p>
-            <w:pPr>
-              <w:spacing w:after="40" w:before="0"/>
-              <w:jc w:val="left"/>
-            </w:pPr>
-            <w:r>
-              <w:rPr>
-                <w:rFonts w:ascii="Arial" w:cs="Arial" w:eastAsia="Arial" w:hAnsi="Arial"/>
-                <w:b w:val="false"/>
-                <w:bCs w:val="false"/>
-                <w:i w:val="false"/>
-                <w:iCs w:val="false"/>
-                <w:color w:val="000000"/>
-                <w:sz w:val="18"/>
-                <w:szCs w:val="18"/>
-              </w:rPr>
-              <w:t xml:space="preserve">When the bolus of chewed ugali, sukuma wiki, and nyama choma reaches the stomach, the stomach walls churn and mix it — more mechanical digestion — while gastric glands secrete hydrochloric acid (HCl) and the enzyme pepsin. HCl lowers the pH to around 2, denaturing the proteins in the nyama choma and activating pepsin, which then breaks those proteins (substrate) into shorter polypeptide chains (product). The low pH also kills most harmful bacteria that may have entered with the food. In the small intestine, pancreatic juice delivers pancreatic amylase (continuing starch digestion), trypsin (continuing protein digestion), and lipase, which breaks down any fats from the nyama choma (substrate) into fatty acids and glycerol (products). Intestinal enzymes such as maltase then complete carbohydrate digestion, breaking maltose into glucose molecules that are small enough to be absorbed. Each enzyme is highly specific — amylase will not digest proteins, and pepsin will not digest starch — which answers one of our original puzzles about how the body 'knows' which chemical to release at each stage.</w:t>
+                <w:i/>
+                <w:iCs/>
+                <w:color w:val="808080"/>
+                <w:sz w:val="18"/>
+                <w:szCs w:val="18"/>
+              </w:rPr>
+              <w:t xml:space="preserve">Write your answer here:</w:t>
             </w:r>
           </w:p>
         </w:tc>
@@ -780,14 +710,12 @@
         <w:tblLayout w:type="fixed"/>
       </w:tblPr>
       <w:tblGrid>
-        <w:gridCol w:w="3000"/>
-        <w:gridCol w:w="10680"/>
+        <w:gridCol w:w="13680"/>
       </w:tblGrid>
       <w:tr>
         <w:tc>
           <w:tcPr>
             <w:tcW w:type="dxa" w:w="13680"/>
-            <w:gridSpan w:val="2"/>
             <w:shd w:fill="1F3864" w:color="auto" w:val="clear"/>
             <w:tcMar>
               <w:top w:type="dxa" w:w="60"/>
@@ -813,15 +741,15 @@
                 <w:sz w:val="22"/>
                 <w:szCs w:val="22"/>
               </w:rPr>
-              <w:t xml:space="preserve">SECTION 3: ADAPTATIONS FOR ABSORPTION — HOW NUTRIENTS ENTER THE BLOODSTREAM</w:t>
-            </w:r>
-          </w:p>
-        </w:tc>
-      </w:tr>
-      <w:tr>
-        <w:tc>
-          <w:tcPr>
-            <w:tcW w:type="dxa" w:w="3000"/>
+              <w:t xml:space="preserve">Part 3: Why does digestion take different times?</w:t>
+            </w:r>
+          </w:p>
+        </w:tc>
+      </w:tr>
+      <w:tr>
+        <w:tc>
+          <w:tcPr>
+            <w:tcW w:type="dxa" w:w="13680"/>
             <w:shd w:fill="D9EEF1" w:color="auto" w:val="clear"/>
             <w:tcMar>
               <w:top w:type="dxa" w:w="60"/>
@@ -847,13 +775,18 @@
                 <w:sz w:val="18"/>
                 <w:szCs w:val="18"/>
               </w:rPr>
-              <w:t xml:space="preserve">The small intestine is only about 3 cm wide, yet it absorbs almost all of the useful nutrients from the meal. Explain at least FOUR structural adaptations of the small intestine that make this possible. Link each adaptation to its specific function and connect your answer to evidence from the 3D model you built in Lesson 7 and/or the food tests you conducted in Lessons 4 and 5.</w:t>
-            </w:r>
-          </w:p>
-        </w:tc>
-        <w:tc>
-          <w:tcPr>
-            <w:tcW w:type="dxa" w:w="10680"/>
+              <w:t xml:space="preserve">Another puzzle was why ugali seems to be digested faster than nyama choma. (a) Using what you learned about the regions of the alimentary canal, compare how and where the starch in ugali and the protein in nyama choma are digested. (b) The cooking oil and butter in the meal contain fat. Explain why fat digestion needs an extra step.</w:t>
+            </w:r>
+          </w:p>
+        </w:tc>
+      </w:tr>
+      <w:tr>
+        <w:trPr>
+          <w:trHeight w:val="4200" w:hRule="atLeast"/>
+        </w:trPr>
+        <w:tc>
+          <w:tcPr>
+            <w:tcW w:type="dxa" w:w="13680"/>
             <w:shd w:fill="FFFFFF" w:color="auto" w:val="clear"/>
             <w:tcMar>
               <w:top w:type="dxa" w:w="60"/>
@@ -873,51 +806,13 @@
                 <w:rFonts w:ascii="Arial" w:cs="Arial" w:eastAsia="Arial" w:hAnsi="Arial"/>
                 <w:b w:val="false"/>
                 <w:bCs w:val="false"/>
-                <w:i w:val="false"/>
-                <w:iCs w:val="false"/>
-                <w:color w:val="000000"/>
-                <w:sz w:val="18"/>
-                <w:szCs w:val="18"/>
-              </w:rPr>
-              <w:t xml:space="preserve">One of the most astonishing facts we discovered in this unit is that the small intestine — a tube barely 3 cm in diameter — is responsible for absorbing virtually all the glucose from our ugali, all the amino acids from our nyama choma, and the fatty acids and glycerol from any fats in the meal. How is this possible? The answer lies in four remarkable structural adaptations.</w:t>
-            </w:r>
-          </w:p>
-          <w:p>
-            <w:pPr>
-              <w:spacing w:after="40" w:before="0"/>
-              <w:jc w:val="left"/>
-            </w:pPr>
-            <w:r>
-              <w:rPr>
-                <w:rFonts w:ascii="Arial" w:cs="Arial" w:eastAsia="Arial" w:hAnsi="Arial"/>
-                <w:b w:val="false"/>
-                <w:bCs w:val="false"/>
-                <w:i w:val="false"/>
-                <w:iCs w:val="false"/>
-                <w:color w:val="000000"/>
-                <w:sz w:val="18"/>
-                <w:szCs w:val="18"/>
-              </w:rPr>
-              <w:t xml:space="preserve"/>
-            </w:r>
-          </w:p>
-          <w:p>
-            <w:pPr>
-              <w:spacing w:after="40" w:before="0"/>
-              <w:jc w:val="left"/>
-            </w:pPr>
-            <w:r>
-              <w:rPr>
-                <w:rFonts w:ascii="Arial" w:cs="Arial" w:eastAsia="Arial" w:hAnsi="Arial"/>
-                <w:b w:val="false"/>
-                <w:bCs w:val="false"/>
-                <w:i w:val="false"/>
-                <w:iCs w:val="false"/>
-                <w:color w:val="000000"/>
-                <w:sz w:val="18"/>
-                <w:szCs w:val="18"/>
-              </w:rPr>
-              <w:t xml:space="preserve">First, the small intestine is extremely long — approximately 6 to 7 metres in an adult — giving food a long contact time with the absorbing surface. Second, the inner wall is folded into circular folds (plicae circulares), which dramatically increase surface area. Third, each fold is covered in thousands of tiny finger-like projections called villi. When we built our 3D model in Lesson 7, we used small strips of sponge to represent villi, and we immediately saw how much extra surface they add. Fourth, each villus is itself covered in even tinier projections called microvilli, forming the brush border — increasing the surface area to a staggering estimated 200 m², roughly the size of a tennis court. Each villus also contains a dense network of blood capillaries (to absorb glucose and amino acids directly into the bloodstream) and a lacteal (a lymph vessel that absorbs fatty acids and glycerol). In our Benedict's test practical, we confirmed the presence of reducing sugars — glucose and maltose — in a digested starch solution, giving us direct evidence that starch from ugali really is broken down into absorbable sugars before it reaches the bloodstream.</w:t>
+                <w:i/>
+                <w:iCs/>
+                <w:color w:val="808080"/>
+                <w:sz w:val="18"/>
+                <w:szCs w:val="18"/>
+              </w:rPr>
+              <w:t xml:space="preserve">Write your answer here:</w:t>
             </w:r>
           </w:p>
         </w:tc>
@@ -945,14 +840,12 @@
         <w:tblLayout w:type="fixed"/>
       </w:tblPr>
       <w:tblGrid>
-        <w:gridCol w:w="3000"/>
-        <w:gridCol w:w="10680"/>
+        <w:gridCol w:w="13680"/>
       </w:tblGrid>
       <w:tr>
         <w:tc>
           <w:tcPr>
             <w:tcW w:type="dxa" w:w="13680"/>
-            <w:gridSpan w:val="2"/>
             <w:shd w:fill="1F3864" w:color="auto" w:val="clear"/>
             <w:tcMar>
               <w:top w:type="dxa" w:w="60"/>
@@ -978,15 +871,15 @@
                 <w:sz w:val="22"/>
                 <w:szCs w:val="22"/>
               </w:rPr>
-              <w:t xml:space="preserve">SECTION 4: THE BODY'S SELF-PROTECTION — WHY THE STOMACH DOES NOT DIGEST ITSELF</w:t>
-            </w:r>
-          </w:p>
-        </w:tc>
-      </w:tr>
-      <w:tr>
-        <w:tc>
-          <w:tcPr>
-            <w:tcW w:type="dxa" w:w="3000"/>
+              <w:t xml:space="preserve">Part 4: Structures that make absorption and protection possible</w:t>
+            </w:r>
+          </w:p>
+        </w:tc>
+      </w:tr>
+      <w:tr>
+        <w:tc>
+          <w:tcPr>
+            <w:tcW w:type="dxa" w:w="13680"/>
             <w:shd w:fill="D9EEF1" w:color="auto" w:val="clear"/>
             <w:tcMar>
               <w:top w:type="dxa" w:w="60"/>
@@ -1012,13 +905,18 @@
                 <w:sz w:val="18"/>
                 <w:szCs w:val="18"/>
               </w:rPr>
-              <w:t xml:space="preserve">One of the most puzzling questions from Lesson 1 was: how does the body avoid digesting itself? Explain the mechanisms that protect the stomach wall and small intestine from their own digestive chemicals. Then describe what happens when these protection mechanisms fail — give a specific example of a digestive disorder and explain its cause and effects in biological terms.</w:t>
-            </w:r>
-          </w:p>
-        </w:tc>
-        <w:tc>
-          <w:tcPr>
-            <w:tcW w:type="dxa" w:w="10680"/>
+              <w:t xml:space="preserve">(a) The small intestine is a tube only about 3 cm wide, yet it absorbs the nutrients from the whole meal. Explain how its structure makes this possible. Name the nutrients from ugali and nyama choma that are absorbed. (b) Explain how the stomach avoids digesting itself even though it contains acid and pepsin. (c) Describe the job of the cardiac sphincter and of the pyloric sphincter.</w:t>
+            </w:r>
+          </w:p>
+        </w:tc>
+      </w:tr>
+      <w:tr>
+        <w:trPr>
+          <w:trHeight w:val="4200" w:hRule="atLeast"/>
+        </w:trPr>
+        <w:tc>
+          <w:tcPr>
+            <w:tcW w:type="dxa" w:w="13680"/>
             <w:shd w:fill="FFFFFF" w:color="auto" w:val="clear"/>
             <w:tcMar>
               <w:top w:type="dxa" w:w="60"/>
@@ -1038,51 +936,13 @@
                 <w:rFonts w:ascii="Arial" w:cs="Arial" w:eastAsia="Arial" w:hAnsi="Arial"/>
                 <w:b w:val="false"/>
                 <w:bCs w:val="false"/>
-                <w:i w:val="false"/>
-                <w:iCs w:val="false"/>
-                <w:color w:val="000000"/>
-                <w:sz w:val="18"/>
-                <w:szCs w:val="18"/>
-              </w:rPr>
-              <w:t xml:space="preserve">At the start of this unit, we were genuinely puzzled by a seemingly simple question: the stomach contains pepsin, which digests protein, and hydrochloric acid, which is corrosive — so why doesn't the stomach digest its own protein-rich wall? The answer is a set of elegant protective adaptations. The stomach wall secretes a thick layer of alkaline mucus that coats the epithelial lining, physically separating the acid and enzymes from the stomach tissue. Additionally, pepsin is secreted in an inactive form called pepsinogen, which is only converted into the active enzyme pepsin when it contacts HCl in the lumen — far away from the delicate cells of the stomach wall. This means the enzyme is 'switched on' only in a safe location.</w:t>
-            </w:r>
-          </w:p>
-          <w:p>
-            <w:pPr>
-              <w:spacing w:after="40" w:before="0"/>
-              <w:jc w:val="left"/>
-            </w:pPr>
-            <w:r>
-              <w:rPr>
-                <w:rFonts w:ascii="Arial" w:cs="Arial" w:eastAsia="Arial" w:hAnsi="Arial"/>
-                <w:b w:val="false"/>
-                <w:bCs w:val="false"/>
-                <w:i w:val="false"/>
-                <w:iCs w:val="false"/>
-                <w:color w:val="000000"/>
-                <w:sz w:val="18"/>
-                <w:szCs w:val="18"/>
-              </w:rPr>
-              <w:t xml:space="preserve"/>
-            </w:r>
-          </w:p>
-          <w:p>
-            <w:pPr>
-              <w:spacing w:after="40" w:before="0"/>
-              <w:jc w:val="left"/>
-            </w:pPr>
-            <w:r>
-              <w:rPr>
-                <w:rFonts w:ascii="Arial" w:cs="Arial" w:eastAsia="Arial" w:hAnsi="Arial"/>
-                <w:b w:val="false"/>
-                <w:bCs w:val="false"/>
-                <w:i w:val="false"/>
-                <w:iCs w:val="false"/>
-                <w:color w:val="000000"/>
-                <w:sz w:val="18"/>
-                <w:szCs w:val="18"/>
-              </w:rPr>
-              <w:t xml:space="preserve">When these protection mechanisms fail, a peptic ulcer can develop. If the mucus layer is eroded — for example, by the bacterium Helicobacter pylori, by excessive alcohol consumption, or by long-term use of certain anti-inflammatory medicines — the acid and pepsin begin to digest the stomach lining itself. The result is a painful sore (ulcer) in the stomach wall, which can cause bleeding and, in severe cases, perforation of the stomach. This is a real public health concern in Kenya, where H. pylori infection rates are high in some communities. The ulcer is a direct consequence of the digestive system's own powerful chemistry turning against it — a dramatic illustration of what happens when a key adaptation fails.</w:t>
+                <w:i/>
+                <w:iCs/>
+                <w:color w:val="808080"/>
+                <w:sz w:val="18"/>
+                <w:szCs w:val="18"/>
+              </w:rPr>
+              <w:t xml:space="preserve">Write your answer here:</w:t>
             </w:r>
           </w:p>
         </w:tc>
@@ -1110,14 +970,12 @@
         <w:tblLayout w:type="fixed"/>
       </w:tblPr>
       <w:tblGrid>
-        <w:gridCol w:w="3000"/>
-        <w:gridCol w:w="10680"/>
+        <w:gridCol w:w="13680"/>
       </w:tblGrid>
       <w:tr>
         <w:tc>
           <w:tcPr>
             <w:tcW w:type="dxa" w:w="13680"/>
-            <w:gridSpan w:val="2"/>
             <w:shd w:fill="1F3864" w:color="auto" w:val="clear"/>
             <w:tcMar>
               <w:top w:type="dxa" w:w="60"/>
@@ -1143,15 +1001,15 @@
                 <w:sz w:val="22"/>
                 <w:szCs w:val="22"/>
               </w:rPr>
-              <w:t xml:space="preserve">SECTION 5: ANSWERING THE DRIVING QUESTION — PULLING IT ALL TOGETHER</w:t>
-            </w:r>
-          </w:p>
-        </w:tc>
-      </w:tr>
-      <w:tr>
-        <w:tc>
-          <w:tcPr>
-            <w:tcW w:type="dxa" w:w="3000"/>
+              <w:t xml:space="preserve">Part 5: Answering the driving question</w:t>
+            </w:r>
+          </w:p>
+        </w:tc>
+      </w:tr>
+      <w:tr>
+        <w:tc>
+          <w:tcPr>
+            <w:tcW w:type="dxa" w:w="13680"/>
             <w:shd w:fill="D9EEF1" w:color="auto" w:val="clear"/>
             <w:tcMar>
               <w:top w:type="dxa" w:w="60"/>
@@ -1177,13 +1035,18 @@
                 <w:sz w:val="18"/>
                 <w:szCs w:val="18"/>
               </w:rPr>
-              <w:t xml:space="preserve">Write a concluding explanation that directly and fully answers the driving question: 'How is the human digestive system adapted to break down and absorb the nutrients in a typical Kenyan meal — and what happens when those adaptations fail?' Refer back to the ugali and sukuma wiki phenomenon, summarise the key adaptations you have explained in earlier sections, and reflect on what this unit changed or deepened in your understanding of your own body.</w:t>
-            </w:r>
-          </w:p>
-        </w:tc>
-        <w:tc>
-          <w:tcPr>
-            <w:tcW w:type="dxa" w:w="10680"/>
+              <w:t xml:space="preserve">Driving question: How is the human digestive system adapted to break down and absorb the nutrients in a typical Kenyan meal — and what happens when those adaptations fail? (a) Write a connected explanation that follows ugali, sukuma wiki and nyama choma through the alimentary canal. Include at least one mechanical process, at least three enzymes with their regions, and one structural adaptation. (b) Choose ONE adaptation from this unit and predict what would happen to the digestion or absorption of the meal if it failed. (c) In the Benedict's test on the simulated digested-ugali sample (a glucose solution), what did you observe? Explain what this result tells you about reducing sugars and digestion, and say how it relates to what happens to ugali starch in the body. (d) Compare your Lesson 1 food journey map with your 3D model. Name two things you can now explain that you could not explain at the start.</w:t>
+            </w:r>
+          </w:p>
+        </w:tc>
+      </w:tr>
+      <w:tr>
+        <w:trPr>
+          <w:trHeight w:val="4200" w:hRule="atLeast"/>
+        </w:trPr>
+        <w:tc>
+          <w:tcPr>
+            <w:tcW w:type="dxa" w:w="13680"/>
             <w:shd w:fill="FFFFFF" w:color="auto" w:val="clear"/>
             <w:tcMar>
               <w:top w:type="dxa" w:w="60"/>
@@ -1203,89 +1066,13 @@
                 <w:rFonts w:ascii="Arial" w:cs="Arial" w:eastAsia="Arial" w:hAnsi="Arial"/>
                 <w:b w:val="false"/>
                 <w:bCs w:val="false"/>
-                <w:i w:val="false"/>
-                <w:iCs w:val="false"/>
-                <w:color w:val="000000"/>
-                <w:sz w:val="18"/>
-                <w:szCs w:val="18"/>
-              </w:rPr>
-              <w:t xml:space="preserve">The driving question that launched our investigation asked how the human digestive system manages to process a seemingly ordinary meal of ugali, sukuma wiki, and nyama choma — and what happens when something goes wrong. After eight lessons of investigation, model-building, and practical experiments, we can now answer it fully.</w:t>
-            </w:r>
-          </w:p>
-          <w:p>
-            <w:pPr>
-              <w:spacing w:after="40" w:before="0"/>
-              <w:jc w:val="left"/>
-            </w:pPr>
-            <w:r>
-              <w:rPr>
-                <w:rFonts w:ascii="Arial" w:cs="Arial" w:eastAsia="Arial" w:hAnsi="Arial"/>
-                <w:b w:val="false"/>
-                <w:bCs w:val="false"/>
-                <w:i w:val="false"/>
-                <w:iCs w:val="false"/>
-                <w:color w:val="000000"/>
-                <w:sz w:val="18"/>
-                <w:szCs w:val="18"/>
-              </w:rPr>
-              <w:t xml:space="preserve"/>
-            </w:r>
-          </w:p>
-          <w:p>
-            <w:pPr>
-              <w:spacing w:after="40" w:before="0"/>
-              <w:jc w:val="left"/>
-            </w:pPr>
-            <w:r>
-              <w:rPr>
-                <w:rFonts w:ascii="Arial" w:cs="Arial" w:eastAsia="Arial" w:hAnsi="Arial"/>
-                <w:b w:val="false"/>
-                <w:bCs w:val="false"/>
-                <w:i w:val="false"/>
-                <w:iCs w:val="false"/>
-                <w:color w:val="000000"/>
-                <w:sz w:val="18"/>
-                <w:szCs w:val="18"/>
-              </w:rPr>
-              <w:t xml:space="preserve">The human digestive system is adapted for its function at every level: structurally, chemically, and physiologically. Mechanically, the teeth and stomach muscles physically reduce food to a manageable size. Chemically, a precisely coordinated sequence of enzymes — salivary amylase, pepsin, pancreatic amylase, trypsin, lipase, and intestinal enzymes like maltase — each act on specific substrates in specific regions of the alimentary canal, ensuring that starch from ugali, protein from nyama choma, and the various nutrients in sukuma wiki are all completely broken down into molecules small enough to be absorbed. The small intestine, with its villi, microvilli, and rich blood supply, then provides an enormous surface area to capture those molecules and deliver them to the bloodstream. The liver and large intestine play further roles in processing absorbed nutrients and recovering water.</w:t>
-            </w:r>
-          </w:p>
-          <w:p>
-            <w:pPr>
-              <w:spacing w:after="40" w:before="0"/>
-              <w:jc w:val="left"/>
-            </w:pPr>
-            <w:r>
-              <w:rPr>
-                <w:rFonts w:ascii="Arial" w:cs="Arial" w:eastAsia="Arial" w:hAnsi="Arial"/>
-                <w:b w:val="false"/>
-                <w:bCs w:val="false"/>
-                <w:i w:val="false"/>
-                <w:iCs w:val="false"/>
-                <w:color w:val="000000"/>
-                <w:sz w:val="18"/>
-                <w:szCs w:val="18"/>
-              </w:rPr>
-              <w:t xml:space="preserve"/>
-            </w:r>
-          </w:p>
-          <w:p>
-            <w:pPr>
-              <w:spacing w:after="40" w:before="0"/>
-              <w:jc w:val="left"/>
-            </w:pPr>
-            <w:r>
-              <w:rPr>
-                <w:rFonts w:ascii="Arial" w:cs="Arial" w:eastAsia="Arial" w:hAnsi="Arial"/>
-                <w:b w:val="false"/>
-                <w:bCs w:val="false"/>
-                <w:i w:val="false"/>
-                <w:iCs w:val="false"/>
-                <w:color w:val="000000"/>
-                <w:sz w:val="18"/>
-                <w:szCs w:val="18"/>
-              </w:rPr>
-              <w:t xml:space="preserve">When these adaptations fail — as in a peptic ulcer, lactose intolerance, or malabsorption disorders — the consequences for health are serious and sometimes life-threatening. This unit transformed the way I see an everyday Kenyan meal. What once looked like a simple plate of food is now a biochemical challenge that my body meets with remarkable, coordinated precision every single day. Understanding these adaptations is not just academic knowledge: it explains why balanced nutrition, clean food handling, and access to healthcare matter deeply for communities across Kenya, from Nairobi to Kisumu to the Rift Valley.</w:t>
+                <w:i/>
+                <w:iCs/>
+                <w:color w:val="808080"/>
+                <w:sz w:val="18"/>
+                <w:szCs w:val="18"/>
+              </w:rPr>
+              <w:t xml:space="preserve">Write your answer here:</w:t>
             </w:r>
           </w:p>
         </w:tc>
@@ -1512,7 +1299,7 @@
                 <w:sz w:val="18"/>
                 <w:szCs w:val="18"/>
               </w:rPr>
-              <w:t xml:space="preserve">Explanation of Mechanical and Chemical Digestion</w:t>
+              <w:t xml:space="preserve">Mechanical and chemical digestion</w:t>
             </w:r>
           </w:p>
         </w:tc>
@@ -1544,7 +1331,7 @@
                 <w:sz w:val="18"/>
                 <w:szCs w:val="18"/>
               </w:rPr>
-              <w:t xml:space="preserve">Clearly and accurately distinguishes mechanical from chemical digestion with relevant examples from the Kenyan meal. Names at least three specific enzymes, correctly identifies each enzyme's substrate, product, and location in the alimentary canal. Explanation is logically sequenced from mouth to large intestine.</w:t>
+              <w:t xml:space="preserve">Clearly distinguishes the two types with correct examples and uses the Mandazi Moment evidence to explain amylase action on starch.</w:t>
             </w:r>
           </w:p>
         </w:tc>
@@ -1576,7 +1363,7 @@
                 <w:sz w:val="18"/>
                 <w:szCs w:val="18"/>
               </w:rPr>
-              <w:t xml:space="preserve">Correctly distinguishes mechanical and chemical digestion and names at least two enzymes with mostly accurate substrate/product information. Location of enzyme action is mostly correct. Kenyan meal context is referenced but may lack detail.</w:t>
+              <w:t xml:space="preserve">Distinguishes the two types with correct examples but gives only a weak link to the Mandazi evidence.</w:t>
             </w:r>
           </w:p>
         </w:tc>
@@ -1608,7 +1395,7 @@
                 <w:sz w:val="18"/>
                 <w:szCs w:val="18"/>
               </w:rPr>
-              <w:t xml:space="preserve">Attempts to describe digestion but confuses mechanical and chemical processes, or names enzymes without correctly identifying substrates, products, or locations. Little or no connection to the ugali/sukuma wiki/nyama choma meal.</w:t>
+              <w:t xml:space="preserve">Mixes up the two types or gives no examples or evidence.</w:t>
             </w:r>
           </w:p>
         </w:tc>
@@ -1642,7 +1429,7 @@
                 <w:sz w:val="18"/>
                 <w:szCs w:val="18"/>
               </w:rPr>
-              <w:t xml:space="preserve">Structural Adaptations of the Digestive System</w:t>
+              <w:t xml:space="preserve">Enzymes, specificity and food tests</w:t>
             </w:r>
           </w:p>
         </w:tc>
@@ -1674,7 +1461,7 @@
                 <w:sz w:val="18"/>
                 <w:szCs w:val="18"/>
               </w:rPr>
-              <w:t xml:space="preserve">Accurately describes at least four structural adaptations of the small intestine (e.g., length, villi, microvilli, blood capillaries, lacteals) and clearly links each adaptation to its specific absorptive function. References the 3D model or food test practicals as supporting evidence.</w:t>
+              <w:t xml:space="preserve">Matches each enzyme to its substrate and region accurately, explains specificity, and uses named food tests with correct colours as evidence.</w:t>
             </w:r>
           </w:p>
         </w:tc>
@@ -1706,7 +1493,7 @@
                 <w:sz w:val="18"/>
                 <w:szCs w:val="18"/>
               </w:rPr>
-              <w:t xml:space="preserve">Describes at least three structural adaptations with mostly accurate function links. May omit one detail (e.g., lacteals vs. capillaries) or not fully connect adaptations to the absorptive process. Some reference to practical work.</w:t>
+              <w:t xml:space="preserve">Matches most enzymes to substrates and regions and mentions some food tests.</w:t>
             </w:r>
           </w:p>
         </w:tc>
@@ -1738,7 +1525,7 @@
                 <w:sz w:val="18"/>
                 <w:szCs w:val="18"/>
               </w:rPr>
-              <w:t xml:space="preserve">Names one or two adaptations (e.g., villi) but does not accurately explain how they increase absorption efficiency. Little or no reference to practical evidence or the 3D model.</w:t>
+              <w:t xml:space="preserve">Names few enzymes correctly or does not link enzymes to substrates or tests.</w:t>
             </w:r>
           </w:p>
         </w:tc>
@@ -1772,7 +1559,7 @@
                 <w:sz w:val="18"/>
                 <w:szCs w:val="18"/>
               </w:rPr>
-              <w:t xml:space="preserve">Use of Evidence from Practical Investigations</w:t>
+              <w:t xml:space="preserve">Structural adaptations and self-protection</w:t>
             </w:r>
           </w:p>
         </w:tc>
@@ -1804,7 +1591,7 @@
                 <w:sz w:val="18"/>
                 <w:szCs w:val="18"/>
               </w:rPr>
-              <w:t xml:space="preserve">Explicitly references results from at least two food tests (e.g., Benedict's test for reducing sugars, Biuret test for proteins, iodine test for starch, Sudan III for fats), correctly interpreting results as evidence for the presence of specific nutrients in the Kenyan meal and connecting them to the digestion process.</w:t>
+              <w:t xml:space="preserve">Explains villi and microvilli, mucus and pepsinogen, and both sphincters accurately, linking each structure to its function in the meal.</w:t>
             </w:r>
           </w:p>
         </w:tc>
@@ -1836,7 +1623,7 @@
                 <w:sz w:val="18"/>
                 <w:szCs w:val="18"/>
               </w:rPr>
-              <w:t xml:space="preserve">References at least one food test result with a mostly correct interpretation. Connects the result to nutrient detection in the Kenyan meal but may not fully link it to the digestive process.</w:t>
+              <w:t xml:space="preserve">Explains most structures and functions with minor gaps.</w:t>
             </w:r>
           </w:p>
         </w:tc>
@@ -1868,7 +1655,7 @@
                 <w:sz w:val="18"/>
                 <w:szCs w:val="18"/>
               </w:rPr>
-              <w:t xml:space="preserve">Mentions practical work but does not correctly describe the test used, the result observed, or what the result means for understanding digestion of the Kenyan meal.</w:t>
+              <w:t xml:space="preserve">Names structures without explaining their functions, or confuses them.</w:t>
             </w:r>
           </w:p>
         </w:tc>
@@ -1902,7 +1689,7 @@
                 <w:sz w:val="18"/>
                 <w:szCs w:val="18"/>
               </w:rPr>
-              <w:t xml:space="preserve">Explanation of Self-Protection and Consequences of Failure</w:t>
+              <w:t xml:space="preserve">Connected explanation of the driving question</w:t>
             </w:r>
           </w:p>
         </w:tc>
@@ -1934,7 +1721,7 @@
                 <w:sz w:val="18"/>
                 <w:szCs w:val="18"/>
               </w:rPr>
-              <w:t xml:space="preserve">Accurately explains at least two mechanisms by which the digestive system protects itself (mucus layer, inactive enzyme precursors). Provides a specific, biologically accurate example of what happens when protection fails (e.g., peptic ulcer caused by H. pylori or mucus erosion), including cause and biological consequences.</w:t>
+              <w:t xml:space="preserve">Gives a sequenced explanation of the meal through the canal and a reasoned prediction of what happens when an adaptation fails.</w:t>
             </w:r>
           </w:p>
         </w:tc>
@@ -1966,7 +1753,7 @@
                 <w:sz w:val="18"/>
                 <w:szCs w:val="18"/>
               </w:rPr>
-              <w:t xml:space="preserve">Explains one self-protection mechanism accurately. Describes a digestive disorder but the biological explanation of cause or consequence may lack full accuracy or detail.</w:t>
+              <w:t xml:space="preserve">Gives a mostly sequenced explanation and a simple prediction.</w:t>
             </w:r>
           </w:p>
         </w:tc>
@@ -1998,7 +1785,7 @@
                 <w:sz w:val="18"/>
                 <w:szCs w:val="18"/>
               </w:rPr>
-              <w:t xml:space="preserve">Attempts to address self-protection or digestive disorders but the explanation is vague, inaccurate, or does not connect to specific biological mechanisms.</w:t>
+              <w:t xml:space="preserve">Gives a list of facts without sequence or without a prediction.</w:t>
             </w:r>
           </w:p>
         </w:tc>
@@ -2032,7 +1819,7 @@
                 <w:sz w:val="18"/>
                 <w:szCs w:val="18"/>
               </w:rPr>
-              <w:t xml:space="preserve">Driving Question Resolution and Scientific Communication</w:t>
+              <w:t xml:space="preserve">Use of evidence and Kenyan context</w:t>
             </w:r>
           </w:p>
         </w:tc>
@@ -2064,7 +1851,7 @@
                 <w:sz w:val="18"/>
                 <w:szCs w:val="18"/>
               </w:rPr>
-              <w:t xml:space="preserve">The final section directly and fully answers the driving question, integrating evidence from across all sections. Writing is clear, well-organised, uses accurate scientific vocabulary consistently, and reflects genuine personal insight about the significance of digestive adaptations. Minimum word count is met.</w:t>
+              <w:t xml:space="preserve">Consistently uses the ugali, sukuma wiki and nyama choma meal and practical observations to support claims, with correct scientific vocabulary.</w:t>
             </w:r>
           </w:p>
         </w:tc>
@@ -2096,7 +1883,7 @@
                 <w:sz w:val="18"/>
                 <w:szCs w:val="18"/>
               </w:rPr>
-              <w:t xml:space="preserve">The final section answers the driving question and references earlier sections. Scientific vocabulary is mostly accurate. Writing is organised and meets or approaches the minimum word count. Some personal reflection is present.</w:t>
+              <w:t xml:space="preserve">Uses the meal and some observations, with mostly correct vocabulary.</w:t>
             </w:r>
           </w:p>
         </w:tc>
@@ -2128,7 +1915,7 @@
                 <w:sz w:val="18"/>
                 <w:szCs w:val="18"/>
               </w:rPr>
-              <w:t xml:space="preserve">The final section partially answers the driving question but omits key adaptations or evidence. Scientific vocabulary is limited or frequently inaccurate. Writing lacks organisation or is significantly below the minimum word count.</w:t>
+              <w:t xml:space="preserve">Makes general claims with little reference to the meal or evidence.</w:t>
             </w:r>
           </w:p>
         </w:tc>
@@ -2252,7 +2039,7 @@
         </w:rPr>
         <w:t xml:space="preserve">© 2026 SeaVuria and ARES. This work is licensed under a </w:t>
       </w:r>
-      <w:hyperlink w:history="1" r:id="rIdyvast93yse-op6rm8totg">
+      <w:hyperlink w:history="1" r:id="rIdxgynzpcukbitmzxyjr4cc">
         <w:r>
           <w:rPr>
             <w:rFonts w:ascii="Arial" w:cs="Arial" w:eastAsia="Arial" w:hAnsi="Arial"/>
@@ -2272,7 +2059,7 @@
         </w:rPr>
         <w:t xml:space="preserve"> (</w:t>
       </w:r>
-      <w:hyperlink w:history="1" r:id="rIdpnsgm5d0mf0aacggubi_x">
+      <w:hyperlink w:history="1" r:id="rIdfrr7fyciqca_snnlsz9tg">
         <w:r>
           <w:rPr>
             <w:rFonts w:ascii="Arial" w:cs="Arial" w:eastAsia="Arial" w:hAnsi="Arial"/>
@@ -2292,7 +2079,7 @@
         </w:rPr>
         <w:t xml:space="preserve">). To view a copy of this license, visit </w:t>
       </w:r>
-      <w:hyperlink w:history="1" r:id="rIdpwflbewvcaaqxgbtuwmdn">
+      <w:hyperlink w:history="1" r:id="rIdun2xkgwl4tvmnp8jydrda">
         <w:r>
           <w:rPr>
             <w:rFonts w:ascii="Arial" w:cs="Arial" w:eastAsia="Arial" w:hAnsi="Arial"/>

--- a/data/outputs/v2/General_Science/SS1.3_Nutrition_in_Animals/General_Science_Nutrition_in_Animals_FinalExplanation.docx
+++ b/data/outputs/v2/General_Science/SS1.3_Nutrition_in_Animals/General_Science_Nutrition_in_Animals_FinalExplanation.docx
@@ -2039,7 +2039,7 @@
         </w:rPr>
         <w:t xml:space="preserve">© 2026 SeaVuria and ARES. This work is licensed under a </w:t>
       </w:r>
-      <w:hyperlink w:history="1" r:id="rIdxgynzpcukbitmzxyjr4cc">
+      <w:hyperlink w:history="1" r:id="rIdbi5bd_g4wq4eq67fl8gzt">
         <w:r>
           <w:rPr>
             <w:rFonts w:ascii="Arial" w:cs="Arial" w:eastAsia="Arial" w:hAnsi="Arial"/>
@@ -2059,7 +2059,7 @@
         </w:rPr>
         <w:t xml:space="preserve"> (</w:t>
       </w:r>
-      <w:hyperlink w:history="1" r:id="rIdfrr7fyciqca_snnlsz9tg">
+      <w:hyperlink w:history="1" r:id="rIdyzhj7cyv8doih6u8m9ngd">
         <w:r>
           <w:rPr>
             <w:rFonts w:ascii="Arial" w:cs="Arial" w:eastAsia="Arial" w:hAnsi="Arial"/>
@@ -2079,7 +2079,7 @@
         </w:rPr>
         <w:t xml:space="preserve">). To view a copy of this license, visit </w:t>
       </w:r>
-      <w:hyperlink w:history="1" r:id="rIdun2xkgwl4tvmnp8jydrda">
+      <w:hyperlink w:history="1" r:id="rIdtg2l323v9o-gkd8o6bj2n">
         <w:r>
           <w:rPr>
             <w:rFonts w:ascii="Arial" w:cs="Arial" w:eastAsia="Arial" w:hAnsi="Arial"/>

--- a/data/outputs/v2/General_Science/SS1.3_Nutrition_in_Animals/General_Science_Nutrition_in_Animals_FinalExplanation.docx
+++ b/data/outputs/v2/General_Science/SS1.3_Nutrition_in_Animals/General_Science_Nutrition_in_Animals_FinalExplanation.docx
@@ -2039,7 +2039,7 @@
         </w:rPr>
         <w:t xml:space="preserve">© 2026 SeaVuria and ARES. This work is licensed under a </w:t>
       </w:r>
-      <w:hyperlink w:history="1" r:id="rIdbi5bd_g4wq4eq67fl8gzt">
+      <w:hyperlink w:history="1" r:id="rIdolz1w-q-azrauzc20jhm1">
         <w:r>
           <w:rPr>
             <w:rFonts w:ascii="Arial" w:cs="Arial" w:eastAsia="Arial" w:hAnsi="Arial"/>
@@ -2059,7 +2059,7 @@
         </w:rPr>
         <w:t xml:space="preserve"> (</w:t>
       </w:r>
-      <w:hyperlink w:history="1" r:id="rIdyzhj7cyv8doih6u8m9ngd">
+      <w:hyperlink w:history="1" r:id="rId5ovpxthw73iuu2-d-ipou">
         <w:r>
           <w:rPr>
             <w:rFonts w:ascii="Arial" w:cs="Arial" w:eastAsia="Arial" w:hAnsi="Arial"/>
@@ -2079,7 +2079,7 @@
         </w:rPr>
         <w:t xml:space="preserve">). To view a copy of this license, visit </w:t>
       </w:r>
-      <w:hyperlink w:history="1" r:id="rIdtg2l323v9o-gkd8o6bj2n">
+      <w:hyperlink w:history="1" r:id="rIdmiimvnjszrj-cjtwzriqb">
         <w:r>
           <w:rPr>
             <w:rFonts w:ascii="Arial" w:cs="Arial" w:eastAsia="Arial" w:hAnsi="Arial"/>

--- a/data/outputs/v2/General_Science/SS1.3_Nutrition_in_Animals/General_Science_Nutrition_in_Animals_FinalExplanation.docx
+++ b/data/outputs/v2/General_Science/SS1.3_Nutrition_in_Animals/General_Science_Nutrition_in_Animals_FinalExplanation.docx
@@ -2039,7 +2039,7 @@
         </w:rPr>
         <w:t xml:space="preserve">© 2026 SeaVuria and ARES. This work is licensed under a </w:t>
       </w:r>
-      <w:hyperlink w:history="1" r:id="rIdolz1w-q-azrauzc20jhm1">
+      <w:hyperlink w:history="1" r:id="rIdcjm3s50nwqo5prcvn2xyw">
         <w:r>
           <w:rPr>
             <w:rFonts w:ascii="Arial" w:cs="Arial" w:eastAsia="Arial" w:hAnsi="Arial"/>
@@ -2059,7 +2059,7 @@
         </w:rPr>
         <w:t xml:space="preserve"> (</w:t>
       </w:r>
-      <w:hyperlink w:history="1" r:id="rId5ovpxthw73iuu2-d-ipou">
+      <w:hyperlink w:history="1" r:id="rIdj3rnydqakext5saoja7sf">
         <w:r>
           <w:rPr>
             <w:rFonts w:ascii="Arial" w:cs="Arial" w:eastAsia="Arial" w:hAnsi="Arial"/>
@@ -2079,7 +2079,7 @@
         </w:rPr>
         <w:t xml:space="preserve">). To view a copy of this license, visit </w:t>
       </w:r>
-      <w:hyperlink w:history="1" r:id="rIdmiimvnjszrj-cjtwzriqb">
+      <w:hyperlink w:history="1" r:id="rIdpr-apv8oe-eerl6pinkg7">
         <w:r>
           <w:rPr>
             <w:rFonts w:ascii="Arial" w:cs="Arial" w:eastAsia="Arial" w:hAnsi="Arial"/>

--- a/data/outputs/v2/General_Science/SS1.3_Nutrition_in_Animals/General_Science_Nutrition_in_Animals_FinalExplanation.docx
+++ b/data/outputs/v2/General_Science/SS1.3_Nutrition_in_Animals/General_Science_Nutrition_in_Animals_FinalExplanation.docx
@@ -2039,7 +2039,7 @@
         </w:rPr>
         <w:t xml:space="preserve">© 2026 SeaVuria and ARES. This work is licensed under a </w:t>
       </w:r>
-      <w:hyperlink w:history="1" r:id="rIdcjm3s50nwqo5prcvn2xyw">
+      <w:hyperlink w:history="1" r:id="rIdi-21i0m0ukr-l2xvxhx_c">
         <w:r>
           <w:rPr>
             <w:rFonts w:ascii="Arial" w:cs="Arial" w:eastAsia="Arial" w:hAnsi="Arial"/>
@@ -2059,7 +2059,7 @@
         </w:rPr>
         <w:t xml:space="preserve"> (</w:t>
       </w:r>
-      <w:hyperlink w:history="1" r:id="rIdj3rnydqakext5saoja7sf">
+      <w:hyperlink w:history="1" r:id="rIdeyexxibcao5urbfy9rnfd">
         <w:r>
           <w:rPr>
             <w:rFonts w:ascii="Arial" w:cs="Arial" w:eastAsia="Arial" w:hAnsi="Arial"/>
@@ -2079,7 +2079,7 @@
         </w:rPr>
         <w:t xml:space="preserve">). To view a copy of this license, visit </w:t>
       </w:r>
-      <w:hyperlink w:history="1" r:id="rIdpr-apv8oe-eerl6pinkg7">
+      <w:hyperlink w:history="1" r:id="rIdybimzm9ryhwqm85ofgfyl">
         <w:r>
           <w:rPr>
             <w:rFonts w:ascii="Arial" w:cs="Arial" w:eastAsia="Arial" w:hAnsi="Arial"/>

--- a/data/outputs/v2/General_Science/SS1.3_Nutrition_in_Animals/General_Science_Nutrition_in_Animals_FinalExplanation.docx
+++ b/data/outputs/v2/General_Science/SS1.3_Nutrition_in_Animals/General_Science_Nutrition_in_Animals_FinalExplanation.docx
@@ -4,6 +4,7 @@
   <w:body>
     <w:p>
       <w:pPr>
+        <w:keepNext w:val="false"/>
         <w:spacing w:after="30" w:before="0"/>
         <w:jc w:val="center"/>
       </w:pPr>
@@ -23,6 +24,7 @@
     </w:p>
     <w:p>
       <w:pPr>
+        <w:keepNext w:val="false"/>
         <w:spacing w:after="60" w:before="0"/>
         <w:jc w:val="center"/>
       </w:pPr>
@@ -81,6 +83,7 @@
           </w:tcPr>
           <w:p>
             <w:pPr>
+              <w:keepNext w:val="false"/>
               <w:spacing w:after="40" w:before="0"/>
               <w:jc w:val="center"/>
             </w:pPr>
@@ -116,6 +119,7 @@
           </w:tcPr>
           <w:p>
             <w:pPr>
+              <w:keepNext w:val="false"/>
               <w:spacing w:after="40" w:before="0"/>
               <w:jc w:val="center"/>
             </w:pPr>
@@ -150,6 +154,7 @@
           </w:tcPr>
           <w:p>
             <w:pPr>
+              <w:keepNext w:val="false"/>
               <w:spacing w:after="40" w:before="0"/>
               <w:jc w:val="left"/>
             </w:pPr>
@@ -182,6 +187,7 @@
           </w:tcPr>
           <w:p>
             <w:pPr>
+              <w:keepNext w:val="false"/>
               <w:spacing w:after="40" w:before="0"/>
               <w:jc w:val="left"/>
             </w:pPr>
@@ -216,6 +222,7 @@
           </w:tcPr>
           <w:p>
             <w:pPr>
+              <w:keepNext w:val="false"/>
               <w:spacing w:after="40" w:before="0"/>
               <w:jc w:val="left"/>
             </w:pPr>
@@ -248,6 +255,7 @@
           </w:tcPr>
           <w:p>
             <w:pPr>
+              <w:keepNext w:val="false"/>
               <w:spacing w:after="40" w:before="0"/>
               <w:jc w:val="left"/>
             </w:pPr>
@@ -282,6 +290,7 @@
           </w:tcPr>
           <w:p>
             <w:pPr>
+              <w:keepNext w:val="false"/>
               <w:spacing w:after="40" w:before="0"/>
               <w:jc w:val="left"/>
             </w:pPr>
@@ -314,6 +323,7 @@
           </w:tcPr>
           <w:p>
             <w:pPr>
+              <w:keepNext w:val="false"/>
               <w:spacing w:after="40" w:before="0"/>
               <w:jc w:val="left"/>
             </w:pPr>
@@ -374,6 +384,7 @@
           </w:tcPr>
           <w:p>
             <w:pPr>
+              <w:keepNext w:val="false"/>
               <w:spacing w:after="40" w:before="0"/>
               <w:jc w:val="center"/>
             </w:pPr>
@@ -408,6 +419,7 @@
           </w:tcPr>
           <w:p>
             <w:pPr>
+              <w:keepNext w:val="false"/>
               <w:spacing w:after="40" w:before="0"/>
               <w:jc w:val="left"/>
             </w:pPr>
@@ -467,6 +479,7 @@
           </w:tcPr>
           <w:p>
             <w:pPr>
+              <w:keepNext/>
               <w:spacing w:after="40" w:before="0"/>
               <w:jc w:val="center"/>
             </w:pPr>
@@ -501,6 +514,7 @@
           </w:tcPr>
           <w:p>
             <w:pPr>
+              <w:keepNext/>
               <w:spacing w:after="40" w:before="0"/>
               <w:jc w:val="left"/>
             </w:pPr>
@@ -538,6 +552,7 @@
           </w:tcPr>
           <w:p>
             <w:pPr>
+              <w:keepNext w:val="false"/>
               <w:spacing w:after="40" w:before="0"/>
               <w:jc w:val="left"/>
             </w:pPr>
@@ -597,6 +612,7 @@
           </w:tcPr>
           <w:p>
             <w:pPr>
+              <w:keepNext/>
               <w:spacing w:after="40" w:before="0"/>
               <w:jc w:val="center"/>
             </w:pPr>
@@ -631,6 +647,7 @@
           </w:tcPr>
           <w:p>
             <w:pPr>
+              <w:keepNext/>
               <w:spacing w:after="40" w:before="0"/>
               <w:jc w:val="left"/>
             </w:pPr>
@@ -668,6 +685,7 @@
           </w:tcPr>
           <w:p>
             <w:pPr>
+              <w:keepNext w:val="false"/>
               <w:spacing w:after="40" w:before="0"/>
               <w:jc w:val="left"/>
             </w:pPr>
@@ -727,6 +745,7 @@
           </w:tcPr>
           <w:p>
             <w:pPr>
+              <w:keepNext/>
               <w:spacing w:after="40" w:before="0"/>
               <w:jc w:val="center"/>
             </w:pPr>
@@ -761,6 +780,7 @@
           </w:tcPr>
           <w:p>
             <w:pPr>
+              <w:keepNext/>
               <w:spacing w:after="40" w:before="0"/>
               <w:jc w:val="left"/>
             </w:pPr>
@@ -798,6 +818,7 @@
           </w:tcPr>
           <w:p>
             <w:pPr>
+              <w:keepNext w:val="false"/>
               <w:spacing w:after="40" w:before="0"/>
               <w:jc w:val="left"/>
             </w:pPr>
@@ -857,6 +878,7 @@
           </w:tcPr>
           <w:p>
             <w:pPr>
+              <w:keepNext/>
               <w:spacing w:after="40" w:before="0"/>
               <w:jc w:val="center"/>
             </w:pPr>
@@ -891,6 +913,7 @@
           </w:tcPr>
           <w:p>
             <w:pPr>
+              <w:keepNext/>
               <w:spacing w:after="40" w:before="0"/>
               <w:jc w:val="left"/>
             </w:pPr>
@@ -928,6 +951,7 @@
           </w:tcPr>
           <w:p>
             <w:pPr>
+              <w:keepNext w:val="false"/>
               <w:spacing w:after="40" w:before="0"/>
               <w:jc w:val="left"/>
             </w:pPr>
@@ -987,6 +1011,7 @@
           </w:tcPr>
           <w:p>
             <w:pPr>
+              <w:keepNext/>
               <w:spacing w:after="40" w:before="0"/>
               <w:jc w:val="center"/>
             </w:pPr>
@@ -1021,6 +1046,7 @@
           </w:tcPr>
           <w:p>
             <w:pPr>
+              <w:keepNext/>
               <w:spacing w:after="40" w:before="0"/>
               <w:jc w:val="left"/>
             </w:pPr>
@@ -1058,6 +1084,7 @@
           </w:tcPr>
           <w:p>
             <w:pPr>
+              <w:keepNext w:val="false"/>
               <w:spacing w:after="40" w:before="0"/>
               <w:jc w:val="left"/>
             </w:pPr>
@@ -1121,6 +1148,7 @@
           </w:tcPr>
           <w:p>
             <w:pPr>
+              <w:keepNext w:val="false"/>
               <w:spacing w:after="40" w:before="0"/>
               <w:jc w:val="center"/>
             </w:pPr>
@@ -1155,6 +1183,7 @@
           </w:tcPr>
           <w:p>
             <w:pPr>
+              <w:keepNext w:val="false"/>
               <w:spacing w:after="40" w:before="0"/>
               <w:jc w:val="left"/>
             </w:pPr>
@@ -1187,6 +1216,7 @@
           </w:tcPr>
           <w:p>
             <w:pPr>
+              <w:keepNext w:val="false"/>
               <w:spacing w:after="40" w:before="0"/>
               <w:jc w:val="left"/>
             </w:pPr>
@@ -1219,6 +1249,7 @@
           </w:tcPr>
           <w:p>
             <w:pPr>
+              <w:keepNext w:val="false"/>
               <w:spacing w:after="40" w:before="0"/>
               <w:jc w:val="left"/>
             </w:pPr>
@@ -1251,6 +1282,7 @@
           </w:tcPr>
           <w:p>
             <w:pPr>
+              <w:keepNext w:val="false"/>
               <w:spacing w:after="40" w:before="0"/>
               <w:jc w:val="left"/>
             </w:pPr>
@@ -1285,6 +1317,7 @@
           </w:tcPr>
           <w:p>
             <w:pPr>
+              <w:keepNext w:val="false"/>
               <w:spacing w:after="40" w:before="0"/>
               <w:jc w:val="left"/>
             </w:pPr>
@@ -1317,6 +1350,7 @@
           </w:tcPr>
           <w:p>
             <w:pPr>
+              <w:keepNext w:val="false"/>
               <w:spacing w:after="40" w:before="0"/>
               <w:jc w:val="left"/>
             </w:pPr>
@@ -1349,6 +1383,7 @@
           </w:tcPr>
           <w:p>
             <w:pPr>
+              <w:keepNext w:val="false"/>
               <w:spacing w:after="40" w:before="0"/>
               <w:jc w:val="left"/>
             </w:pPr>
@@ -1381,6 +1416,7 @@
           </w:tcPr>
           <w:p>
             <w:pPr>
+              <w:keepNext w:val="false"/>
               <w:spacing w:after="40" w:before="0"/>
               <w:jc w:val="left"/>
             </w:pPr>
@@ -1415,6 +1451,7 @@
           </w:tcPr>
           <w:p>
             <w:pPr>
+              <w:keepNext w:val="false"/>
               <w:spacing w:after="40" w:before="0"/>
               <w:jc w:val="left"/>
             </w:pPr>
@@ -1447,6 +1484,7 @@
           </w:tcPr>
           <w:p>
             <w:pPr>
+              <w:keepNext w:val="false"/>
               <w:spacing w:after="40" w:before="0"/>
               <w:jc w:val="left"/>
             </w:pPr>
@@ -1479,6 +1517,7 @@
           </w:tcPr>
           <w:p>
             <w:pPr>
+              <w:keepNext w:val="false"/>
               <w:spacing w:after="40" w:before="0"/>
               <w:jc w:val="left"/>
             </w:pPr>
@@ -1511,6 +1550,7 @@
           </w:tcPr>
           <w:p>
             <w:pPr>
+              <w:keepNext w:val="false"/>
               <w:spacing w:after="40" w:before="0"/>
               <w:jc w:val="left"/>
             </w:pPr>
@@ -1545,6 +1585,7 @@
           </w:tcPr>
           <w:p>
             <w:pPr>
+              <w:keepNext w:val="false"/>
               <w:spacing w:after="40" w:before="0"/>
               <w:jc w:val="left"/>
             </w:pPr>
@@ -1577,6 +1618,7 @@
           </w:tcPr>
           <w:p>
             <w:pPr>
+              <w:keepNext w:val="false"/>
               <w:spacing w:after="40" w:before="0"/>
               <w:jc w:val="left"/>
             </w:pPr>
@@ -1609,6 +1651,7 @@
           </w:tcPr>
           <w:p>
             <w:pPr>
+              <w:keepNext w:val="false"/>
               <w:spacing w:after="40" w:before="0"/>
               <w:jc w:val="left"/>
             </w:pPr>
@@ -1641,6 +1684,7 @@
           </w:tcPr>
           <w:p>
             <w:pPr>
+              <w:keepNext w:val="false"/>
               <w:spacing w:after="40" w:before="0"/>
               <w:jc w:val="left"/>
             </w:pPr>
@@ -1675,6 +1719,7 @@
           </w:tcPr>
           <w:p>
             <w:pPr>
+              <w:keepNext w:val="false"/>
               <w:spacing w:after="40" w:before="0"/>
               <w:jc w:val="left"/>
             </w:pPr>
@@ -1707,6 +1752,7 @@
           </w:tcPr>
           <w:p>
             <w:pPr>
+              <w:keepNext w:val="false"/>
               <w:spacing w:after="40" w:before="0"/>
               <w:jc w:val="left"/>
             </w:pPr>
@@ -1739,6 +1785,7 @@
           </w:tcPr>
           <w:p>
             <w:pPr>
+              <w:keepNext w:val="false"/>
               <w:spacing w:after="40" w:before="0"/>
               <w:jc w:val="left"/>
             </w:pPr>
@@ -1771,6 +1818,7 @@
           </w:tcPr>
           <w:p>
             <w:pPr>
+              <w:keepNext w:val="false"/>
               <w:spacing w:after="40" w:before="0"/>
               <w:jc w:val="left"/>
             </w:pPr>
@@ -1805,6 +1853,7 @@
           </w:tcPr>
           <w:p>
             <w:pPr>
+              <w:keepNext w:val="false"/>
               <w:spacing w:after="40" w:before="0"/>
               <w:jc w:val="left"/>
             </w:pPr>
@@ -1837,6 +1886,7 @@
           </w:tcPr>
           <w:p>
             <w:pPr>
+              <w:keepNext w:val="false"/>
               <w:spacing w:after="40" w:before="0"/>
               <w:jc w:val="left"/>
             </w:pPr>
@@ -1869,6 +1919,7 @@
           </w:tcPr>
           <w:p>
             <w:pPr>
+              <w:keepNext w:val="false"/>
               <w:spacing w:after="40" w:before="0"/>
               <w:jc w:val="left"/>
             </w:pPr>
@@ -1901,6 +1952,7 @@
           </w:tcPr>
           <w:p>
             <w:pPr>
+              <w:keepNext w:val="false"/>
               <w:spacing w:after="40" w:before="0"/>
               <w:jc w:val="left"/>
             </w:pPr>
@@ -2039,7 +2091,7 @@
         </w:rPr>
         <w:t xml:space="preserve">© 2026 SeaVuria and ARES. This work is licensed under a </w:t>
       </w:r>
-      <w:hyperlink w:history="1" r:id="rIdi-21i0m0ukr-l2xvxhx_c">
+      <w:hyperlink w:history="1" r:id="rIdxyx-qyzxvmgekxqhv5dr8">
         <w:r>
           <w:rPr>
             <w:rFonts w:ascii="Arial" w:cs="Arial" w:eastAsia="Arial" w:hAnsi="Arial"/>
@@ -2059,7 +2111,7 @@
         </w:rPr>
         <w:t xml:space="preserve"> (</w:t>
       </w:r>
-      <w:hyperlink w:history="1" r:id="rIdeyexxibcao5urbfy9rnfd">
+      <w:hyperlink w:history="1" r:id="rIdb71mcw4sb2dci35agmsnk">
         <w:r>
           <w:rPr>
             <w:rFonts w:ascii="Arial" w:cs="Arial" w:eastAsia="Arial" w:hAnsi="Arial"/>
@@ -2079,7 +2131,7 @@
         </w:rPr>
         <w:t xml:space="preserve">). To view a copy of this license, visit </w:t>
       </w:r>
-      <w:hyperlink w:history="1" r:id="rIdybimzm9ryhwqm85ofgfyl">
+      <w:hyperlink w:history="1" r:id="rIdceyvnwroykhy7nu0z5afy">
         <w:r>
           <w:rPr>
             <w:rFonts w:ascii="Arial" w:cs="Arial" w:eastAsia="Arial" w:hAnsi="Arial"/>

--- a/data/outputs/v2/General_Science/SS1.3_Nutrition_in_Animals/General_Science_Nutrition_in_Animals_FinalExplanation.docx
+++ b/data/outputs/v2/General_Science/SS1.3_Nutrition_in_Animals/General_Science_Nutrition_in_Animals_FinalExplanation.docx
@@ -2091,7 +2091,7 @@
         </w:rPr>
         <w:t xml:space="preserve">© 2026 SeaVuria and ARES. This work is licensed under a </w:t>
       </w:r>
-      <w:hyperlink w:history="1" r:id="rIdxyx-qyzxvmgekxqhv5dr8">
+      <w:hyperlink w:history="1" r:id="rIdqlr9_rrk8zw9eslzbtfdz">
         <w:r>
           <w:rPr>
             <w:rFonts w:ascii="Arial" w:cs="Arial" w:eastAsia="Arial" w:hAnsi="Arial"/>
@@ -2111,7 +2111,7 @@
         </w:rPr>
         <w:t xml:space="preserve"> (</w:t>
       </w:r>
-      <w:hyperlink w:history="1" r:id="rIdb71mcw4sb2dci35agmsnk">
+      <w:hyperlink w:history="1" r:id="rIdqjjhb1axsesc2oww4pjdy">
         <w:r>
           <w:rPr>
             <w:rFonts w:ascii="Arial" w:cs="Arial" w:eastAsia="Arial" w:hAnsi="Arial"/>
@@ -2131,7 +2131,7 @@
         </w:rPr>
         <w:t xml:space="preserve">). To view a copy of this license, visit </w:t>
       </w:r>
-      <w:hyperlink w:history="1" r:id="rIdceyvnwroykhy7nu0z5afy">
+      <w:hyperlink w:history="1" r:id="rIdywaabujgu5lalt9uvamxg">
         <w:r>
           <w:rPr>
             <w:rFonts w:ascii="Arial" w:cs="Arial" w:eastAsia="Arial" w:hAnsi="Arial"/>
